--- a/Sources Internal/Plugins/EwENetworkAnalysisR/Documentation/Using the ENA - R plugin.docx
+++ b/Sources Internal/Plugins/EwENetworkAnalysisR/Documentation/Using the ENA - R plugin.docx
@@ -139,9 +139,208 @@
         <w:t>.</w:t>
       </w:r>
     </w:p>
+    <w:tbl>
+      <w:tblPr>
+        <w:tblStyle w:val="TableGrid"/>
+        <w:tblW w:w="0" w:type="auto"/>
+        <w:jc w:val="center"/>
+        <w:tblBorders>
+          <w:top w:val="none" w:sz="0" w:space="0" w:color="auto"/>
+          <w:left w:val="none" w:sz="0" w:space="0" w:color="auto"/>
+          <w:bottom w:val="none" w:sz="0" w:space="0" w:color="auto"/>
+          <w:right w:val="none" w:sz="0" w:space="0" w:color="auto"/>
+          <w:insideH w:val="none" w:sz="0" w:space="0" w:color="auto"/>
+          <w:insideV w:val="none" w:sz="0" w:space="0" w:color="auto"/>
+        </w:tblBorders>
+        <w:tblLook w:val="04A0" w:firstRow="1" w:lastRow="0" w:firstColumn="1" w:lastColumn="0" w:noHBand="0" w:noVBand="1"/>
+      </w:tblPr>
+      <w:tblGrid>
+        <w:gridCol w:w="5256"/>
+        <w:gridCol w:w="4366"/>
+      </w:tblGrid>
+      <w:tr>
+        <w:trPr>
+          <w:jc w:val="center"/>
+        </w:trPr>
+        <w:tc>
+          <w:tcPr>
+            <w:tcW w:w="4811" w:type="dxa"/>
+          </w:tcPr>
+          <w:p>
+            <w:pPr>
+              <w:keepNext/>
+              <w:jc w:val="center"/>
+            </w:pPr>
+            <w:r>
+              <w:rPr>
+                <w:noProof/>
+                <w:lang w:val="en-GB" w:eastAsia="en-GB"/>
+              </w:rPr>
+              <w:drawing>
+                <wp:inline distT="0" distB="0" distL="0" distR="0" wp14:anchorId="52695894" wp14:editId="2E78138A">
+                  <wp:extent cx="3198064" cy="2128926"/>
+                  <wp:effectExtent l="0" t="0" r="2540" b="5080"/>
+                  <wp:docPr id="2" name="Picture 2"/>
+                  <wp:cNvGraphicFramePr>
+                    <a:graphicFrameLocks xmlns:a="http://schemas.openxmlformats.org/drawingml/2006/main" noChangeAspect="1"/>
+                  </wp:cNvGraphicFramePr>
+                  <a:graphic xmlns:a="http://schemas.openxmlformats.org/drawingml/2006/main">
+                    <a:graphicData uri="http://schemas.openxmlformats.org/drawingml/2006/picture">
+                      <pic:pic xmlns:pic="http://schemas.openxmlformats.org/drawingml/2006/picture">
+                        <pic:nvPicPr>
+                          <pic:cNvPr id="0" name="Picture 3"/>
+                          <pic:cNvPicPr>
+                            <a:picLocks noChangeAspect="1" noChangeArrowheads="1"/>
+                          </pic:cNvPicPr>
+                        </pic:nvPicPr>
+                        <pic:blipFill>
+                          <a:blip r:embed="rId7" cstate="print">
+                            <a:extLst>
+                              <a:ext uri="{28A0092B-C50C-407E-A947-70E740481C1C}">
+                                <a14:useLocalDpi xmlns:a14="http://schemas.microsoft.com/office/drawing/2010/main" val="0"/>
+                              </a:ext>
+                            </a:extLst>
+                          </a:blip>
+                          <a:stretch>
+                            <a:fillRect/>
+                          </a:stretch>
+                        </pic:blipFill>
+                        <pic:spPr bwMode="auto">
+                          <a:xfrm>
+                            <a:off x="0" y="0"/>
+                            <a:ext cx="3198064" cy="2128926"/>
+                          </a:xfrm>
+                          <a:prstGeom prst="rect">
+                            <a:avLst/>
+                          </a:prstGeom>
+                          <a:noFill/>
+                          <a:ln>
+                            <a:noFill/>
+                          </a:ln>
+                        </pic:spPr>
+                      </pic:pic>
+                    </a:graphicData>
+                  </a:graphic>
+                </wp:inline>
+              </w:drawing>
+            </w:r>
+          </w:p>
+          <w:p>
+            <w:pPr>
+              <w:pStyle w:val="Caption"/>
+              <w:jc w:val="center"/>
+            </w:pPr>
+            <w:r>
+              <w:t xml:space="preserve">Fig </w:t>
+            </w:r>
+            <w:fldSimple w:instr=" SEQ Fig \* ARABIC ">
+              <w:r>
+                <w:rPr>
+                  <w:noProof/>
+                </w:rPr>
+                <w:t>1</w:t>
+              </w:r>
+            </w:fldSimple>
+            <w:r>
+              <w:t xml:space="preserve"> - </w:t>
+            </w:r>
+            <w:r>
+              <w:t>Launching the NETWRK plug-in</w:t>
+            </w:r>
+          </w:p>
+        </w:tc>
+        <w:tc>
+          <w:tcPr>
+            <w:tcW w:w="4811" w:type="dxa"/>
+          </w:tcPr>
+          <w:p>
+            <w:pPr>
+              <w:keepNext/>
+              <w:jc w:val="center"/>
+            </w:pPr>
+            <w:r>
+              <w:rPr>
+                <w:noProof/>
+                <w:lang w:val="en-GB" w:eastAsia="en-GB"/>
+              </w:rPr>
+              <w:drawing>
+                <wp:inline distT="0" distB="0" distL="0" distR="0" wp14:anchorId="4F926395" wp14:editId="3E032BC9">
+                  <wp:extent cx="2166867" cy="2128926"/>
+                  <wp:effectExtent l="0" t="0" r="5080" b="5080"/>
+                  <wp:docPr id="10" name="Picture 10"/>
+                  <wp:cNvGraphicFramePr>
+                    <a:graphicFrameLocks xmlns:a="http://schemas.openxmlformats.org/drawingml/2006/main" noChangeAspect="1"/>
+                  </wp:cNvGraphicFramePr>
+                  <a:graphic xmlns:a="http://schemas.openxmlformats.org/drawingml/2006/main">
+                    <a:graphicData uri="http://schemas.openxmlformats.org/drawingml/2006/picture">
+                      <pic:pic xmlns:pic="http://schemas.openxmlformats.org/drawingml/2006/picture">
+                        <pic:nvPicPr>
+                          <pic:cNvPr id="0" name="Picture 3"/>
+                          <pic:cNvPicPr>
+                            <a:picLocks noChangeAspect="1" noChangeArrowheads="1"/>
+                          </pic:cNvPicPr>
+                        </pic:nvPicPr>
+                        <pic:blipFill>
+                          <a:blip r:embed="rId8">
+                            <a:extLst>
+                              <a:ext uri="{28A0092B-C50C-407E-A947-70E740481C1C}">
+                                <a14:useLocalDpi xmlns:a14="http://schemas.microsoft.com/office/drawing/2010/main" val="0"/>
+                              </a:ext>
+                            </a:extLst>
+                          </a:blip>
+                          <a:stretch>
+                            <a:fillRect/>
+                          </a:stretch>
+                        </pic:blipFill>
+                        <pic:spPr bwMode="auto">
+                          <a:xfrm>
+                            <a:off x="0" y="0"/>
+                            <a:ext cx="2166867" cy="2128926"/>
+                          </a:xfrm>
+                          <a:prstGeom prst="rect">
+                            <a:avLst/>
+                          </a:prstGeom>
+                          <a:noFill/>
+                          <a:ln>
+                            <a:noFill/>
+                          </a:ln>
+                        </pic:spPr>
+                      </pic:pic>
+                    </a:graphicData>
+                  </a:graphic>
+                </wp:inline>
+              </w:drawing>
+            </w:r>
+          </w:p>
+          <w:p>
+            <w:pPr>
+              <w:pStyle w:val="Caption"/>
+              <w:jc w:val="center"/>
+            </w:pPr>
+            <w:r>
+              <w:t xml:space="preserve">Fig </w:t>
+            </w:r>
+            <w:fldSimple w:instr=" SEQ Fig \* ARABIC ">
+              <w:r>
+                <w:rPr>
+                  <w:noProof/>
+                </w:rPr>
+                <w:t>2</w:t>
+              </w:r>
+            </w:fldSimple>
+            <w:r>
+              <w:t xml:space="preserve"> - Plug-in console</w:t>
+            </w:r>
+          </w:p>
+        </w:tc>
+      </w:tr>
+    </w:tbl>
     <w:p>
       <w:r>
-        <w:t xml:space="preserve">This console is built for debugging purposes. Currently, </w:t>
+        <w:t xml:space="preserve">Note that the console </w:t>
+      </w:r>
+      <w:r>
+        <w:t xml:space="preserve">is built for debugging purposes. Currently, </w:t>
       </w:r>
       <w:r>
         <w:t xml:space="preserve">users must </w:t>
@@ -277,6 +476,7 @@
         <w:pStyle w:val="Heading2"/>
       </w:pPr>
       <w:r>
+        <w:lastRenderedPageBreak/>
         <w:t>Running R</w:t>
       </w:r>
     </w:p>
@@ -349,1121 +549,284 @@
       <w:r>
         <w:t>R error information (Fig 5).</w:t>
       </w:r>
+    </w:p>
+    <w:tbl>
+      <w:tblPr>
+        <w:tblStyle w:val="TableGrid"/>
+        <w:tblW w:w="0" w:type="auto"/>
+        <w:tblBorders>
+          <w:top w:val="none" w:sz="0" w:space="0" w:color="auto"/>
+          <w:left w:val="none" w:sz="0" w:space="0" w:color="auto"/>
+          <w:bottom w:val="none" w:sz="0" w:space="0" w:color="auto"/>
+          <w:right w:val="none" w:sz="0" w:space="0" w:color="auto"/>
+          <w:insideH w:val="none" w:sz="0" w:space="0" w:color="auto"/>
+          <w:insideV w:val="none" w:sz="0" w:space="0" w:color="auto"/>
+        </w:tblBorders>
+        <w:tblLook w:val="04A0" w:firstRow="1" w:lastRow="0" w:firstColumn="1" w:lastColumn="0" w:noHBand="0" w:noVBand="1"/>
+      </w:tblPr>
+      <w:tblGrid>
+        <w:gridCol w:w="3208"/>
+        <w:gridCol w:w="3207"/>
+        <w:gridCol w:w="3207"/>
+      </w:tblGrid>
+      <w:tr>
+        <w:tc>
+          <w:tcPr>
+            <w:tcW w:w="3207" w:type="dxa"/>
+          </w:tcPr>
+          <w:p>
+            <w:pPr>
+              <w:keepNext/>
+            </w:pPr>
+            <w:r>
+              <w:rPr>
+                <w:noProof/>
+                <w:lang w:val="en-GB" w:eastAsia="en-GB"/>
+              </w:rPr>
+              <w:drawing>
+                <wp:inline distT="0" distB="0" distL="0" distR="0" wp14:anchorId="2F91109A" wp14:editId="6B36AD00">
+                  <wp:extent cx="1972800" cy="1936800"/>
+                  <wp:effectExtent l="0" t="0" r="8890" b="6350"/>
+                  <wp:docPr id="3" name="Picture 3"/>
+                  <wp:cNvGraphicFramePr>
+                    <a:graphicFrameLocks xmlns:a="http://schemas.openxmlformats.org/drawingml/2006/main" noChangeAspect="1"/>
+                  </wp:cNvGraphicFramePr>
+                  <a:graphic xmlns:a="http://schemas.openxmlformats.org/drawingml/2006/main">
+                    <a:graphicData uri="http://schemas.openxmlformats.org/drawingml/2006/picture">
+                      <pic:pic xmlns:pic="http://schemas.openxmlformats.org/drawingml/2006/picture">
+                        <pic:nvPicPr>
+                          <pic:cNvPr id="0" name="Picture 3"/>
+                          <pic:cNvPicPr>
+                            <a:picLocks noChangeAspect="1" noChangeArrowheads="1"/>
+                          </pic:cNvPicPr>
+                        </pic:nvPicPr>
+                        <pic:blipFill>
+                          <a:blip r:embed="rId9" cstate="print">
+                            <a:extLst>
+                              <a:ext uri="{28A0092B-C50C-407E-A947-70E740481C1C}">
+                                <a14:useLocalDpi xmlns:a14="http://schemas.microsoft.com/office/drawing/2010/main" val="0"/>
+                              </a:ext>
+                            </a:extLst>
+                          </a:blip>
+                          <a:stretch>
+                            <a:fillRect/>
+                          </a:stretch>
+                        </pic:blipFill>
+                        <pic:spPr bwMode="auto">
+                          <a:xfrm>
+                            <a:off x="0" y="0"/>
+                            <a:ext cx="1972800" cy="1936800"/>
+                          </a:xfrm>
+                          <a:prstGeom prst="rect">
+                            <a:avLst/>
+                          </a:prstGeom>
+                          <a:noFill/>
+                          <a:ln>
+                            <a:noFill/>
+                          </a:ln>
+                        </pic:spPr>
+                      </pic:pic>
+                    </a:graphicData>
+                  </a:graphic>
+                </wp:inline>
+              </w:drawing>
+            </w:r>
+          </w:p>
+          <w:p>
+            <w:pPr>
+              <w:pStyle w:val="Caption"/>
+            </w:pPr>
+            <w:r>
+              <w:t xml:space="preserve">Fig </w:t>
+            </w:r>
+            <w:fldSimple w:instr=" SEQ Fig \* ARABIC ">
+              <w:r>
+                <w:rPr>
+                  <w:noProof/>
+                </w:rPr>
+                <w:t>3</w:t>
+              </w:r>
+            </w:fldSimple>
+            <w:r>
+              <w:t xml:space="preserve"> - The script sent to R</w:t>
+            </w:r>
+          </w:p>
+        </w:tc>
+        <w:tc>
+          <w:tcPr>
+            <w:tcW w:w="3207" w:type="dxa"/>
+          </w:tcPr>
+          <w:p>
+            <w:pPr>
+              <w:keepNext/>
+            </w:pPr>
+            <w:r>
+              <w:rPr>
+                <w:noProof/>
+                <w:lang w:val="en-GB" w:eastAsia="en-GB"/>
+              </w:rPr>
+              <w:drawing>
+                <wp:inline distT="0" distB="0" distL="0" distR="0" wp14:anchorId="71C7771E" wp14:editId="0C31B0A0">
+                  <wp:extent cx="1972800" cy="1936800"/>
+                  <wp:effectExtent l="0" t="0" r="8890" b="6350"/>
+                  <wp:docPr id="5" name="Picture 5"/>
+                  <wp:cNvGraphicFramePr>
+                    <a:graphicFrameLocks xmlns:a="http://schemas.openxmlformats.org/drawingml/2006/main" noChangeAspect="1"/>
+                  </wp:cNvGraphicFramePr>
+                  <a:graphic xmlns:a="http://schemas.openxmlformats.org/drawingml/2006/main">
+                    <a:graphicData uri="http://schemas.openxmlformats.org/drawingml/2006/picture">
+                      <pic:pic xmlns:pic="http://schemas.openxmlformats.org/drawingml/2006/picture">
+                        <pic:nvPicPr>
+                          <pic:cNvPr id="0" name="Picture 3"/>
+                          <pic:cNvPicPr>
+                            <a:picLocks noChangeAspect="1" noChangeArrowheads="1"/>
+                          </pic:cNvPicPr>
+                        </pic:nvPicPr>
+                        <pic:blipFill>
+                          <a:blip r:embed="rId10" cstate="print">
+                            <a:extLst>
+                              <a:ext uri="{28A0092B-C50C-407E-A947-70E740481C1C}">
+                                <a14:useLocalDpi xmlns:a14="http://schemas.microsoft.com/office/drawing/2010/main" val="0"/>
+                              </a:ext>
+                            </a:extLst>
+                          </a:blip>
+                          <a:stretch>
+                            <a:fillRect/>
+                          </a:stretch>
+                        </pic:blipFill>
+                        <pic:spPr bwMode="auto">
+                          <a:xfrm>
+                            <a:off x="0" y="0"/>
+                            <a:ext cx="1972800" cy="1936800"/>
+                          </a:xfrm>
+                          <a:prstGeom prst="rect">
+                            <a:avLst/>
+                          </a:prstGeom>
+                          <a:noFill/>
+                          <a:ln>
+                            <a:noFill/>
+                          </a:ln>
+                        </pic:spPr>
+                      </pic:pic>
+                    </a:graphicData>
+                  </a:graphic>
+                </wp:inline>
+              </w:drawing>
+            </w:r>
+          </w:p>
+          <w:p>
+            <w:pPr>
+              <w:pStyle w:val="Caption"/>
+            </w:pPr>
+            <w:r>
+              <w:t xml:space="preserve">Fig </w:t>
+            </w:r>
+            <w:fldSimple w:instr=" SEQ Fig \* ARABIC ">
+              <w:r>
+                <w:rPr>
+                  <w:noProof/>
+                </w:rPr>
+                <w:t>4</w:t>
+              </w:r>
+            </w:fldSimple>
+            <w:r>
+              <w:t xml:space="preserve"> - Output pro</w:t>
+            </w:r>
+            <w:r>
+              <w:rPr>
+                <w:noProof/>
+              </w:rPr>
+              <w:t>duced by R</w:t>
+            </w:r>
+          </w:p>
+        </w:tc>
+        <w:tc>
+          <w:tcPr>
+            <w:tcW w:w="3208" w:type="dxa"/>
+          </w:tcPr>
+          <w:p>
+            <w:pPr>
+              <w:keepNext/>
+            </w:pPr>
+            <w:r>
+              <w:rPr>
+                <w:noProof/>
+                <w:lang w:val="en-GB" w:eastAsia="en-GB"/>
+              </w:rPr>
+              <w:drawing>
+                <wp:inline distT="0" distB="0" distL="0" distR="0" wp14:anchorId="463BDEC8" wp14:editId="01DE8277">
+                  <wp:extent cx="1972800" cy="1936800"/>
+                  <wp:effectExtent l="0" t="0" r="8890" b="6350"/>
+                  <wp:docPr id="6" name="Picture 6"/>
+                  <wp:cNvGraphicFramePr>
+                    <a:graphicFrameLocks xmlns:a="http://schemas.openxmlformats.org/drawingml/2006/main" noChangeAspect="1"/>
+                  </wp:cNvGraphicFramePr>
+                  <a:graphic xmlns:a="http://schemas.openxmlformats.org/drawingml/2006/main">
+                    <a:graphicData uri="http://schemas.openxmlformats.org/drawingml/2006/picture">
+                      <pic:pic xmlns:pic="http://schemas.openxmlformats.org/drawingml/2006/picture">
+                        <pic:nvPicPr>
+                          <pic:cNvPr id="0" name="Picture 3"/>
+                          <pic:cNvPicPr>
+                            <a:picLocks noChangeAspect="1" noChangeArrowheads="1"/>
+                          </pic:cNvPicPr>
+                        </pic:nvPicPr>
+                        <pic:blipFill>
+                          <a:blip r:embed="rId11" cstate="print">
+                            <a:extLst>
+                              <a:ext uri="{28A0092B-C50C-407E-A947-70E740481C1C}">
+                                <a14:useLocalDpi xmlns:a14="http://schemas.microsoft.com/office/drawing/2010/main" val="0"/>
+                              </a:ext>
+                            </a:extLst>
+                          </a:blip>
+                          <a:stretch>
+                            <a:fillRect/>
+                          </a:stretch>
+                        </pic:blipFill>
+                        <pic:spPr bwMode="auto">
+                          <a:xfrm>
+                            <a:off x="0" y="0"/>
+                            <a:ext cx="1972800" cy="1936800"/>
+                          </a:xfrm>
+                          <a:prstGeom prst="rect">
+                            <a:avLst/>
+                          </a:prstGeom>
+                          <a:noFill/>
+                          <a:ln>
+                            <a:noFill/>
+                          </a:ln>
+                        </pic:spPr>
+                      </pic:pic>
+                    </a:graphicData>
+                  </a:graphic>
+                </wp:inline>
+              </w:drawing>
+            </w:r>
+          </w:p>
+          <w:p>
+            <w:pPr>
+              <w:pStyle w:val="Caption"/>
+            </w:pPr>
+            <w:r>
+              <w:t xml:space="preserve">Fig </w:t>
+            </w:r>
+            <w:fldSimple w:instr=" SEQ Fig \* ARABIC ">
+              <w:r>
+                <w:rPr>
+                  <w:noProof/>
+                </w:rPr>
+                <w:t>5</w:t>
+              </w:r>
+            </w:fldSimple>
+            <w:r>
+              <w:t xml:space="preserve"> - R errors</w:t>
+            </w:r>
+          </w:p>
+        </w:tc>
+      </w:tr>
+    </w:tbl>
+    <w:p>
       <w:bookmarkStart w:id="0" w:name="_GoBack"/>
       <w:bookmarkEnd w:id="0"/>
-    </w:p>
-    <w:p/>
-    <w:p>
-      <w:r>
-        <w:br w:type="page"/>
-      </w:r>
-    </w:p>
-    <w:p/>
-    <w:p>
-      <w:r>
-        <w:rPr>
-          <w:noProof/>
-          <w:lang w:val="en-GB" w:eastAsia="en-GB"/>
-        </w:rPr>
-        <mc:AlternateContent>
-          <mc:Choice Requires="wps">
-            <w:drawing>
-              <wp:anchor distT="0" distB="0" distL="114300" distR="114300" simplePos="0" relativeHeight="251668480" behindDoc="0" locked="0" layoutInCell="1" allowOverlap="1" wp14:anchorId="76EEF9BF" wp14:editId="48EFFBB6">
-                <wp:simplePos x="0" y="0"/>
-                <wp:positionH relativeFrom="column">
-                  <wp:posOffset>573405</wp:posOffset>
-                </wp:positionH>
-                <wp:positionV relativeFrom="paragraph">
-                  <wp:posOffset>5460365</wp:posOffset>
-                </wp:positionV>
-                <wp:extent cx="2306320" cy="2783840"/>
-                <wp:effectExtent l="0" t="0" r="0" b="0"/>
-                <wp:wrapNone/>
-                <wp:docPr id="15" name="Text Box 2"/>
-                <wp:cNvGraphicFramePr>
-                  <a:graphicFrameLocks xmlns:a="http://schemas.openxmlformats.org/drawingml/2006/main"/>
-                </wp:cNvGraphicFramePr>
-                <a:graphic xmlns:a="http://schemas.openxmlformats.org/drawingml/2006/main">
-                  <a:graphicData uri="http://schemas.microsoft.com/office/word/2010/wordprocessingShape">
-                    <wps:wsp>
-                      <wps:cNvSpPr txBox="1">
-                        <a:spLocks noChangeArrowheads="1"/>
-                      </wps:cNvSpPr>
-                      <wps:spPr bwMode="auto">
-                        <a:xfrm>
-                          <a:off x="0" y="0"/>
-                          <a:ext cx="2306320" cy="2783840"/>
-                        </a:xfrm>
-                        <a:prstGeom prst="rect">
-                          <a:avLst/>
-                        </a:prstGeom>
-                        <a:solidFill>
-                          <a:srgbClr val="FFFFFF"/>
-                        </a:solidFill>
-                        <a:ln w="9525">
-                          <a:noFill/>
-                          <a:miter lim="800000"/>
-                          <a:headEnd/>
-                          <a:tailEnd/>
-                        </a:ln>
-                      </wps:spPr>
-                      <wps:txbx>
-                        <w:txbxContent>
-                          <w:p>
-                            <w:pPr>
-                              <w:keepNext/>
-                            </w:pPr>
-                            <w:r>
-                              <w:rPr>
-                                <w:noProof/>
-                                <w:lang w:val="en-GB" w:eastAsia="en-GB"/>
-                              </w:rPr>
-                              <w:drawing>
-                                <wp:inline distT="0" distB="0" distL="0" distR="0" wp14:anchorId="0A03851D" wp14:editId="441666AD">
-                                  <wp:extent cx="2166867" cy="2128925"/>
-                                  <wp:effectExtent l="0" t="0" r="5080" b="5080"/>
-                                  <wp:docPr id="16" name="Picture 16"/>
-                                  <wp:cNvGraphicFramePr>
-                                    <a:graphicFrameLocks xmlns:a="http://schemas.openxmlformats.org/drawingml/2006/main" noChangeAspect="1"/>
-                                  </wp:cNvGraphicFramePr>
-                                  <a:graphic xmlns:a="http://schemas.openxmlformats.org/drawingml/2006/main">
-                                    <a:graphicData uri="http://schemas.openxmlformats.org/drawingml/2006/picture">
-                                      <pic:pic xmlns:pic="http://schemas.openxmlformats.org/drawingml/2006/picture">
-                                        <pic:nvPicPr>
-                                          <pic:cNvPr id="0" name="Picture 3"/>
-                                          <pic:cNvPicPr>
-                                            <a:picLocks noChangeAspect="1" noChangeArrowheads="1"/>
-                                          </pic:cNvPicPr>
-                                        </pic:nvPicPr>
-                                        <pic:blipFill>
-                                          <a:blip r:embed="rId7">
-                                            <a:extLst>
-                                              <a:ext uri="{28A0092B-C50C-407E-A947-70E740481C1C}">
-                                                <a14:useLocalDpi xmlns:a14="http://schemas.microsoft.com/office/drawing/2010/main" val="0"/>
-                                              </a:ext>
-                                            </a:extLst>
-                                          </a:blip>
-                                          <a:stretch>
-                                            <a:fillRect/>
-                                          </a:stretch>
-                                        </pic:blipFill>
-                                        <pic:spPr bwMode="auto">
-                                          <a:xfrm>
-                                            <a:off x="0" y="0"/>
-                                            <a:ext cx="2166867" cy="2128925"/>
-                                          </a:xfrm>
-                                          <a:prstGeom prst="rect">
-                                            <a:avLst/>
-                                          </a:prstGeom>
-                                          <a:noFill/>
-                                          <a:ln>
-                                            <a:noFill/>
-                                          </a:ln>
-                                        </pic:spPr>
-                                      </pic:pic>
-                                    </a:graphicData>
-                                  </a:graphic>
-                                </wp:inline>
-                              </w:drawing>
-                            </w:r>
-                          </w:p>
-                          <w:p>
-                            <w:pPr>
-                              <w:pStyle w:val="Caption"/>
-                            </w:pPr>
-                            <w:r>
-                              <w:t xml:space="preserve">Fig 5 – </w:t>
-                            </w:r>
-                            <w:r>
-                              <w:t>R errors</w:t>
-                            </w:r>
-                          </w:p>
-                        </w:txbxContent>
-                      </wps:txbx>
-                      <wps:bodyPr rot="0" vert="horz" wrap="square" lIns="91440" tIns="45720" rIns="91440" bIns="45720" anchor="t" anchorCtr="0">
-                        <a:noAutofit/>
-                      </wps:bodyPr>
-                    </wps:wsp>
-                  </a:graphicData>
-                </a:graphic>
-                <wp14:sizeRelH relativeFrom="margin">
-                  <wp14:pctWidth>0</wp14:pctWidth>
-                </wp14:sizeRelH>
-                <wp14:sizeRelV relativeFrom="margin">
-                  <wp14:pctHeight>0</wp14:pctHeight>
-                </wp14:sizeRelV>
-              </wp:anchor>
-            </w:drawing>
-          </mc:Choice>
-          <mc:Fallback>
-            <w:pict>
-              <v:shapetype id="_x0000_t202" coordsize="21600,21600" o:spt="202" path="m,l,21600r21600,l21600,xe">
-                <v:stroke joinstyle="miter"/>
-                <v:path gradientshapeok="t" o:connecttype="rect"/>
-              </v:shapetype>
-              <v:shape id="Text Box 2" o:spid="_x0000_s1026" type="#_x0000_t202" style="position:absolute;margin-left:45.15pt;margin-top:429.95pt;width:181.6pt;height:219.2pt;z-index:251668480;visibility:visible;mso-wrap-style:square;mso-width-percent:0;mso-height-percent:0;mso-wrap-distance-left:9pt;mso-wrap-distance-top:0;mso-wrap-distance-right:9pt;mso-wrap-distance-bottom:0;mso-position-horizontal:absolute;mso-position-horizontal-relative:text;mso-position-vertical:absolute;mso-position-vertical-relative:text;mso-width-percent:0;mso-height-percent:0;mso-width-relative:margin;mso-height-relative:margin;v-text-anchor:top" o:gfxdata="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" stroked="f">
-                <v:textbox>
-                  <w:txbxContent>
-                    <w:p>
-                      <w:pPr>
-                        <w:keepNext/>
-                      </w:pPr>
-                      <w:r>
-                        <w:rPr>
-                          <w:noProof/>
-                          <w:lang w:val="en-GB" w:eastAsia="en-GB"/>
-                        </w:rPr>
-                        <w:drawing>
-                          <wp:inline distT="0" distB="0" distL="0" distR="0" wp14:anchorId="0A03851D" wp14:editId="441666AD">
-                            <wp:extent cx="2166867" cy="2128925"/>
-                            <wp:effectExtent l="0" t="0" r="5080" b="5080"/>
-                            <wp:docPr id="16" name="Picture 16"/>
-                            <wp:cNvGraphicFramePr>
-                              <a:graphicFrameLocks xmlns:a="http://schemas.openxmlformats.org/drawingml/2006/main" noChangeAspect="1"/>
-                            </wp:cNvGraphicFramePr>
-                            <a:graphic xmlns:a="http://schemas.openxmlformats.org/drawingml/2006/main">
-                              <a:graphicData uri="http://schemas.openxmlformats.org/drawingml/2006/picture">
-                                <pic:pic xmlns:pic="http://schemas.openxmlformats.org/drawingml/2006/picture">
-                                  <pic:nvPicPr>
-                                    <pic:cNvPr id="0" name="Picture 3"/>
-                                    <pic:cNvPicPr>
-                                      <a:picLocks noChangeAspect="1" noChangeArrowheads="1"/>
-                                    </pic:cNvPicPr>
-                                  </pic:nvPicPr>
-                                  <pic:blipFill>
-                                    <a:blip r:embed="rId7">
-                                      <a:extLst>
-                                        <a:ext uri="{28A0092B-C50C-407E-A947-70E740481C1C}">
-                                          <a14:useLocalDpi xmlns:a14="http://schemas.microsoft.com/office/drawing/2010/main" val="0"/>
-                                        </a:ext>
-                                      </a:extLst>
-                                    </a:blip>
-                                    <a:stretch>
-                                      <a:fillRect/>
-                                    </a:stretch>
-                                  </pic:blipFill>
-                                  <pic:spPr bwMode="auto">
-                                    <a:xfrm>
-                                      <a:off x="0" y="0"/>
-                                      <a:ext cx="2166867" cy="2128925"/>
-                                    </a:xfrm>
-                                    <a:prstGeom prst="rect">
-                                      <a:avLst/>
-                                    </a:prstGeom>
-                                    <a:noFill/>
-                                    <a:ln>
-                                      <a:noFill/>
-                                    </a:ln>
-                                  </pic:spPr>
-                                </pic:pic>
-                              </a:graphicData>
-                            </a:graphic>
-                          </wp:inline>
-                        </w:drawing>
-                      </w:r>
-                    </w:p>
-                    <w:p>
-                      <w:pPr>
-                        <w:pStyle w:val="Caption"/>
-                      </w:pPr>
-                      <w:r>
-                        <w:t xml:space="preserve">Fig 5 – </w:t>
-                      </w:r>
-                      <w:r>
-                        <w:t>R errors</w:t>
-                      </w:r>
-                    </w:p>
-                  </w:txbxContent>
-                </v:textbox>
-              </v:shape>
-            </w:pict>
-          </mc:Fallback>
-        </mc:AlternateContent>
-      </w:r>
-      <w:r>
-        <w:rPr>
-          <w:noProof/>
-          <w:lang w:val="en-GB" w:eastAsia="en-GB"/>
-        </w:rPr>
-        <mc:AlternateContent>
-          <mc:Choice Requires="wps">
-            <w:drawing>
-              <wp:anchor distT="0" distB="0" distL="114300" distR="114300" simplePos="0" relativeHeight="251666432" behindDoc="0" locked="0" layoutInCell="1" allowOverlap="1" wp14:anchorId="53C72720" wp14:editId="1A34CED1">
-                <wp:simplePos x="0" y="0"/>
-                <wp:positionH relativeFrom="column">
-                  <wp:posOffset>2395855</wp:posOffset>
-                </wp:positionH>
-                <wp:positionV relativeFrom="paragraph">
-                  <wp:posOffset>2676184</wp:posOffset>
-                </wp:positionV>
-                <wp:extent cx="2306320" cy="2783840"/>
-                <wp:effectExtent l="0" t="0" r="0" b="0"/>
-                <wp:wrapNone/>
-                <wp:docPr id="13" name="Text Box 2"/>
-                <wp:cNvGraphicFramePr>
-                  <a:graphicFrameLocks xmlns:a="http://schemas.openxmlformats.org/drawingml/2006/main"/>
-                </wp:cNvGraphicFramePr>
-                <a:graphic xmlns:a="http://schemas.openxmlformats.org/drawingml/2006/main">
-                  <a:graphicData uri="http://schemas.microsoft.com/office/word/2010/wordprocessingShape">
-                    <wps:wsp>
-                      <wps:cNvSpPr txBox="1">
-                        <a:spLocks noChangeArrowheads="1"/>
-                      </wps:cNvSpPr>
-                      <wps:spPr bwMode="auto">
-                        <a:xfrm>
-                          <a:off x="0" y="0"/>
-                          <a:ext cx="2306320" cy="2783840"/>
-                        </a:xfrm>
-                        <a:prstGeom prst="rect">
-                          <a:avLst/>
-                        </a:prstGeom>
-                        <a:solidFill>
-                          <a:srgbClr val="FFFFFF"/>
-                        </a:solidFill>
-                        <a:ln w="9525">
-                          <a:noFill/>
-                          <a:miter lim="800000"/>
-                          <a:headEnd/>
-                          <a:tailEnd/>
-                        </a:ln>
-                      </wps:spPr>
-                      <wps:txbx>
-                        <w:txbxContent>
-                          <w:p>
-                            <w:pPr>
-                              <w:keepNext/>
-                            </w:pPr>
-                            <w:r>
-                              <w:rPr>
-                                <w:noProof/>
-                                <w:lang w:val="en-GB" w:eastAsia="en-GB"/>
-                              </w:rPr>
-                              <w:drawing>
-                                <wp:inline distT="0" distB="0" distL="0" distR="0" wp14:anchorId="025C12ED" wp14:editId="214EBD4E">
-                                  <wp:extent cx="2166867" cy="2128925"/>
-                                  <wp:effectExtent l="0" t="0" r="5080" b="5080"/>
-                                  <wp:docPr id="14" name="Picture 14"/>
-                                  <wp:cNvGraphicFramePr>
-                                    <a:graphicFrameLocks xmlns:a="http://schemas.openxmlformats.org/drawingml/2006/main" noChangeAspect="1"/>
-                                  </wp:cNvGraphicFramePr>
-                                  <a:graphic xmlns:a="http://schemas.openxmlformats.org/drawingml/2006/main">
-                                    <a:graphicData uri="http://schemas.openxmlformats.org/drawingml/2006/picture">
-                                      <pic:pic xmlns:pic="http://schemas.openxmlformats.org/drawingml/2006/picture">
-                                        <pic:nvPicPr>
-                                          <pic:cNvPr id="0" name="Picture 3"/>
-                                          <pic:cNvPicPr>
-                                            <a:picLocks noChangeAspect="1" noChangeArrowheads="1"/>
-                                          </pic:cNvPicPr>
-                                        </pic:nvPicPr>
-                                        <pic:blipFill>
-                                          <a:blip r:embed="rId8">
-                                            <a:extLst>
-                                              <a:ext uri="{28A0092B-C50C-407E-A947-70E740481C1C}">
-                                                <a14:useLocalDpi xmlns:a14="http://schemas.microsoft.com/office/drawing/2010/main" val="0"/>
-                                              </a:ext>
-                                            </a:extLst>
-                                          </a:blip>
-                                          <a:stretch>
-                                            <a:fillRect/>
-                                          </a:stretch>
-                                        </pic:blipFill>
-                                        <pic:spPr bwMode="auto">
-                                          <a:xfrm>
-                                            <a:off x="0" y="0"/>
-                                            <a:ext cx="2166867" cy="2128925"/>
-                                          </a:xfrm>
-                                          <a:prstGeom prst="rect">
-                                            <a:avLst/>
-                                          </a:prstGeom>
-                                          <a:noFill/>
-                                          <a:ln>
-                                            <a:noFill/>
-                                          </a:ln>
-                                        </pic:spPr>
-                                      </pic:pic>
-                                    </a:graphicData>
-                                  </a:graphic>
-                                </wp:inline>
-                              </w:drawing>
-                            </w:r>
-                          </w:p>
-                          <w:p>
-                            <w:pPr>
-                              <w:pStyle w:val="Caption"/>
-                            </w:pPr>
-                            <w:r>
-                              <w:t xml:space="preserve">Fig 4 – </w:t>
-                            </w:r>
-                            <w:r>
-                              <w:t>R output</w:t>
-                            </w:r>
-                          </w:p>
-                        </w:txbxContent>
-                      </wps:txbx>
-                      <wps:bodyPr rot="0" vert="horz" wrap="square" lIns="91440" tIns="45720" rIns="91440" bIns="45720" anchor="t" anchorCtr="0">
-                        <a:noAutofit/>
-                      </wps:bodyPr>
-                    </wps:wsp>
-                  </a:graphicData>
-                </a:graphic>
-                <wp14:sizeRelH relativeFrom="margin">
-                  <wp14:pctWidth>0</wp14:pctWidth>
-                </wp14:sizeRelH>
-                <wp14:sizeRelV relativeFrom="margin">
-                  <wp14:pctHeight>0</wp14:pctHeight>
-                </wp14:sizeRelV>
-              </wp:anchor>
-            </w:drawing>
-          </mc:Choice>
-          <mc:Fallback>
-            <w:pict>
-              <v:shape id="_x0000_s1027" type="#_x0000_t202" style="position:absolute;margin-left:188.65pt;margin-top:210.7pt;width:181.6pt;height:219.2pt;z-index:251666432;visibility:visible;mso-wrap-style:square;mso-width-percent:0;mso-height-percent:0;mso-wrap-distance-left:9pt;mso-wrap-distance-top:0;mso-wrap-distance-right:9pt;mso-wrap-distance-bottom:0;mso-position-horizontal:absolute;mso-position-horizontal-relative:text;mso-position-vertical:absolute;mso-position-vertical-relative:text;mso-width-percent:0;mso-height-percent:0;mso-width-relative:margin;mso-height-relative:margin;v-text-anchor:top" o:gfxdata="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" stroked="f">
-                <v:textbox>
-                  <w:txbxContent>
-                    <w:p>
-                      <w:pPr>
-                        <w:keepNext/>
-                      </w:pPr>
-                      <w:r>
-                        <w:rPr>
-                          <w:noProof/>
-                          <w:lang w:val="en-GB" w:eastAsia="en-GB"/>
-                        </w:rPr>
-                        <w:drawing>
-                          <wp:inline distT="0" distB="0" distL="0" distR="0" wp14:anchorId="025C12ED" wp14:editId="214EBD4E">
-                            <wp:extent cx="2166867" cy="2128925"/>
-                            <wp:effectExtent l="0" t="0" r="5080" b="5080"/>
-                            <wp:docPr id="14" name="Picture 14"/>
-                            <wp:cNvGraphicFramePr>
-                              <a:graphicFrameLocks xmlns:a="http://schemas.openxmlformats.org/drawingml/2006/main" noChangeAspect="1"/>
-                            </wp:cNvGraphicFramePr>
-                            <a:graphic xmlns:a="http://schemas.openxmlformats.org/drawingml/2006/main">
-                              <a:graphicData uri="http://schemas.openxmlformats.org/drawingml/2006/picture">
-                                <pic:pic xmlns:pic="http://schemas.openxmlformats.org/drawingml/2006/picture">
-                                  <pic:nvPicPr>
-                                    <pic:cNvPr id="0" name="Picture 3"/>
-                                    <pic:cNvPicPr>
-                                      <a:picLocks noChangeAspect="1" noChangeArrowheads="1"/>
-                                    </pic:cNvPicPr>
-                                  </pic:nvPicPr>
-                                  <pic:blipFill>
-                                    <a:blip r:embed="rId8">
-                                      <a:extLst>
-                                        <a:ext uri="{28A0092B-C50C-407E-A947-70E740481C1C}">
-                                          <a14:useLocalDpi xmlns:a14="http://schemas.microsoft.com/office/drawing/2010/main" val="0"/>
-                                        </a:ext>
-                                      </a:extLst>
-                                    </a:blip>
-                                    <a:stretch>
-                                      <a:fillRect/>
-                                    </a:stretch>
-                                  </pic:blipFill>
-                                  <pic:spPr bwMode="auto">
-                                    <a:xfrm>
-                                      <a:off x="0" y="0"/>
-                                      <a:ext cx="2166867" cy="2128925"/>
-                                    </a:xfrm>
-                                    <a:prstGeom prst="rect">
-                                      <a:avLst/>
-                                    </a:prstGeom>
-                                    <a:noFill/>
-                                    <a:ln>
-                                      <a:noFill/>
-                                    </a:ln>
-                                  </pic:spPr>
-                                </pic:pic>
-                              </a:graphicData>
-                            </a:graphic>
-                          </wp:inline>
-                        </w:drawing>
-                      </w:r>
-                    </w:p>
-                    <w:p>
-                      <w:pPr>
-                        <w:pStyle w:val="Caption"/>
-                      </w:pPr>
-                      <w:r>
-                        <w:t xml:space="preserve">Fig 4 – </w:t>
-                      </w:r>
-                      <w:r>
-                        <w:t>R output</w:t>
-                      </w:r>
-                    </w:p>
-                  </w:txbxContent>
-                </v:textbox>
-              </v:shape>
-            </w:pict>
-          </mc:Fallback>
-        </mc:AlternateContent>
-      </w:r>
-      <w:r>
-        <w:rPr>
-          <w:noProof/>
-          <w:lang w:val="en-GB" w:eastAsia="en-GB"/>
-        </w:rPr>
-        <mc:AlternateContent>
-          <mc:Choice Requires="wps">
-            <w:drawing>
-              <wp:anchor distT="0" distB="0" distL="114300" distR="114300" simplePos="0" relativeHeight="251664384" behindDoc="0" locked="0" layoutInCell="1" allowOverlap="1" wp14:anchorId="77480507" wp14:editId="20F5C266">
-                <wp:simplePos x="0" y="0"/>
-                <wp:positionH relativeFrom="column">
-                  <wp:posOffset>-80929</wp:posOffset>
-                </wp:positionH>
-                <wp:positionV relativeFrom="paragraph">
-                  <wp:posOffset>2683595</wp:posOffset>
-                </wp:positionV>
-                <wp:extent cx="2306471" cy="2784144"/>
-                <wp:effectExtent l="0" t="0" r="0" b="0"/>
-                <wp:wrapNone/>
-                <wp:docPr id="11" name="Text Box 2"/>
-                <wp:cNvGraphicFramePr>
-                  <a:graphicFrameLocks xmlns:a="http://schemas.openxmlformats.org/drawingml/2006/main"/>
-                </wp:cNvGraphicFramePr>
-                <a:graphic xmlns:a="http://schemas.openxmlformats.org/drawingml/2006/main">
-                  <a:graphicData uri="http://schemas.microsoft.com/office/word/2010/wordprocessingShape">
-                    <wps:wsp>
-                      <wps:cNvSpPr txBox="1">
-                        <a:spLocks noChangeArrowheads="1"/>
-                      </wps:cNvSpPr>
-                      <wps:spPr bwMode="auto">
-                        <a:xfrm>
-                          <a:off x="0" y="0"/>
-                          <a:ext cx="2306471" cy="2784144"/>
-                        </a:xfrm>
-                        <a:prstGeom prst="rect">
-                          <a:avLst/>
-                        </a:prstGeom>
-                        <a:solidFill>
-                          <a:srgbClr val="FFFFFF"/>
-                        </a:solidFill>
-                        <a:ln w="9525">
-                          <a:noFill/>
-                          <a:miter lim="800000"/>
-                          <a:headEnd/>
-                          <a:tailEnd/>
-                        </a:ln>
-                      </wps:spPr>
-                      <wps:txbx>
-                        <w:txbxContent>
-                          <w:p>
-                            <w:pPr>
-                              <w:keepNext/>
-                            </w:pPr>
-                            <w:r>
-                              <w:rPr>
-                                <w:noProof/>
-                                <w:lang w:val="en-GB" w:eastAsia="en-GB"/>
-                              </w:rPr>
-                              <w:drawing>
-                                <wp:inline distT="0" distB="0" distL="0" distR="0" wp14:anchorId="6CD71DFA" wp14:editId="13A5E786">
-                                  <wp:extent cx="2166867" cy="2128926"/>
-                                  <wp:effectExtent l="0" t="0" r="5080" b="5080"/>
-                                  <wp:docPr id="12" name="Picture 12"/>
-                                  <wp:cNvGraphicFramePr>
-                                    <a:graphicFrameLocks xmlns:a="http://schemas.openxmlformats.org/drawingml/2006/main" noChangeAspect="1"/>
-                                  </wp:cNvGraphicFramePr>
-                                  <a:graphic xmlns:a="http://schemas.openxmlformats.org/drawingml/2006/main">
-                                    <a:graphicData uri="http://schemas.openxmlformats.org/drawingml/2006/picture">
-                                      <pic:pic xmlns:pic="http://schemas.openxmlformats.org/drawingml/2006/picture">
-                                        <pic:nvPicPr>
-                                          <pic:cNvPr id="0" name="Picture 3"/>
-                                          <pic:cNvPicPr>
-                                            <a:picLocks noChangeAspect="1" noChangeArrowheads="1"/>
-                                          </pic:cNvPicPr>
-                                        </pic:nvPicPr>
-                                        <pic:blipFill>
-                                          <a:blip r:embed="rId9">
-                                            <a:extLst>
-                                              <a:ext uri="{28A0092B-C50C-407E-A947-70E740481C1C}">
-                                                <a14:useLocalDpi xmlns:a14="http://schemas.microsoft.com/office/drawing/2010/main" val="0"/>
-                                              </a:ext>
-                                            </a:extLst>
-                                          </a:blip>
-                                          <a:stretch>
-                                            <a:fillRect/>
-                                          </a:stretch>
-                                        </pic:blipFill>
-                                        <pic:spPr bwMode="auto">
-                                          <a:xfrm>
-                                            <a:off x="0" y="0"/>
-                                            <a:ext cx="2166867" cy="2128926"/>
-                                          </a:xfrm>
-                                          <a:prstGeom prst="rect">
-                                            <a:avLst/>
-                                          </a:prstGeom>
-                                          <a:noFill/>
-                                          <a:ln>
-                                            <a:noFill/>
-                                          </a:ln>
-                                        </pic:spPr>
-                                      </pic:pic>
-                                    </a:graphicData>
-                                  </a:graphic>
-                                </wp:inline>
-                              </w:drawing>
-                            </w:r>
-                          </w:p>
-                          <w:p>
-                            <w:pPr>
-                              <w:pStyle w:val="Caption"/>
-                            </w:pPr>
-                            <w:r>
-                              <w:t xml:space="preserve">Fig 3 – </w:t>
-                            </w:r>
-                            <w:r>
-                              <w:t>R script</w:t>
-                            </w:r>
-                          </w:p>
-                        </w:txbxContent>
-                      </wps:txbx>
-                      <wps:bodyPr rot="0" vert="horz" wrap="square" lIns="91440" tIns="45720" rIns="91440" bIns="45720" anchor="t" anchorCtr="0">
-                        <a:noAutofit/>
-                      </wps:bodyPr>
-                    </wps:wsp>
-                  </a:graphicData>
-                </a:graphic>
-                <wp14:sizeRelH relativeFrom="margin">
-                  <wp14:pctWidth>0</wp14:pctWidth>
-                </wp14:sizeRelH>
-                <wp14:sizeRelV relativeFrom="margin">
-                  <wp14:pctHeight>0</wp14:pctHeight>
-                </wp14:sizeRelV>
-              </wp:anchor>
-            </w:drawing>
-          </mc:Choice>
-          <mc:Fallback>
-            <w:pict>
-              <v:shape id="_x0000_s1028" type="#_x0000_t202" style="position:absolute;margin-left:-6.35pt;margin-top:211.3pt;width:181.6pt;height:219.2pt;z-index:251664384;visibility:visible;mso-wrap-style:square;mso-width-percent:0;mso-height-percent:0;mso-wrap-distance-left:9pt;mso-wrap-distance-top:0;mso-wrap-distance-right:9pt;mso-wrap-distance-bottom:0;mso-position-horizontal:absolute;mso-position-horizontal-relative:text;mso-position-vertical:absolute;mso-position-vertical-relative:text;mso-width-percent:0;mso-height-percent:0;mso-width-relative:margin;mso-height-relative:margin;v-text-anchor:top" o:gfxdata="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" stroked="f">
-                <v:textbox>
-                  <w:txbxContent>
-                    <w:p>
-                      <w:pPr>
-                        <w:keepNext/>
-                      </w:pPr>
-                      <w:r>
-                        <w:rPr>
-                          <w:noProof/>
-                          <w:lang w:val="en-GB" w:eastAsia="en-GB"/>
-                        </w:rPr>
-                        <w:drawing>
-                          <wp:inline distT="0" distB="0" distL="0" distR="0" wp14:anchorId="6CD71DFA" wp14:editId="13A5E786">
-                            <wp:extent cx="2166867" cy="2128926"/>
-                            <wp:effectExtent l="0" t="0" r="5080" b="5080"/>
-                            <wp:docPr id="12" name="Picture 12"/>
-                            <wp:cNvGraphicFramePr>
-                              <a:graphicFrameLocks xmlns:a="http://schemas.openxmlformats.org/drawingml/2006/main" noChangeAspect="1"/>
-                            </wp:cNvGraphicFramePr>
-                            <a:graphic xmlns:a="http://schemas.openxmlformats.org/drawingml/2006/main">
-                              <a:graphicData uri="http://schemas.openxmlformats.org/drawingml/2006/picture">
-                                <pic:pic xmlns:pic="http://schemas.openxmlformats.org/drawingml/2006/picture">
-                                  <pic:nvPicPr>
-                                    <pic:cNvPr id="0" name="Picture 3"/>
-                                    <pic:cNvPicPr>
-                                      <a:picLocks noChangeAspect="1" noChangeArrowheads="1"/>
-                                    </pic:cNvPicPr>
-                                  </pic:nvPicPr>
-                                  <pic:blipFill>
-                                    <a:blip r:embed="rId9">
-                                      <a:extLst>
-                                        <a:ext uri="{28A0092B-C50C-407E-A947-70E740481C1C}">
-                                          <a14:useLocalDpi xmlns:a14="http://schemas.microsoft.com/office/drawing/2010/main" val="0"/>
-                                        </a:ext>
-                                      </a:extLst>
-                                    </a:blip>
-                                    <a:stretch>
-                                      <a:fillRect/>
-                                    </a:stretch>
-                                  </pic:blipFill>
-                                  <pic:spPr bwMode="auto">
-                                    <a:xfrm>
-                                      <a:off x="0" y="0"/>
-                                      <a:ext cx="2166867" cy="2128926"/>
-                                    </a:xfrm>
-                                    <a:prstGeom prst="rect">
-                                      <a:avLst/>
-                                    </a:prstGeom>
-                                    <a:noFill/>
-                                    <a:ln>
-                                      <a:noFill/>
-                                    </a:ln>
-                                  </pic:spPr>
-                                </pic:pic>
-                              </a:graphicData>
-                            </a:graphic>
-                          </wp:inline>
-                        </w:drawing>
-                      </w:r>
-                    </w:p>
-                    <w:p>
-                      <w:pPr>
-                        <w:pStyle w:val="Caption"/>
-                      </w:pPr>
-                      <w:r>
-                        <w:t xml:space="preserve">Fig 3 – </w:t>
-                      </w:r>
-                      <w:r>
-                        <w:t>R script</w:t>
-                      </w:r>
-                    </w:p>
-                  </w:txbxContent>
-                </v:textbox>
-              </v:shape>
-            </w:pict>
-          </mc:Fallback>
-        </mc:AlternateContent>
-      </w:r>
-      <w:r>
-        <w:rPr>
-          <w:noProof/>
-          <w:lang w:val="en-GB" w:eastAsia="en-GB"/>
-        </w:rPr>
-        <mc:AlternateContent>
-          <mc:Choice Requires="wps">
-            <w:drawing>
-              <wp:anchor distT="0" distB="0" distL="114300" distR="114300" simplePos="0" relativeHeight="251662336" behindDoc="0" locked="0" layoutInCell="1" allowOverlap="1" wp14:anchorId="2D0A7012" wp14:editId="047A2B13">
-                <wp:simplePos x="0" y="0"/>
-                <wp:positionH relativeFrom="column">
-                  <wp:posOffset>3576264</wp:posOffset>
-                </wp:positionH>
-                <wp:positionV relativeFrom="paragraph">
-                  <wp:posOffset>-2540</wp:posOffset>
-                </wp:positionV>
-                <wp:extent cx="2415653" cy="2538483"/>
-                <wp:effectExtent l="0" t="0" r="3810" b="0"/>
-                <wp:wrapNone/>
-                <wp:docPr id="9" name="Text Box 2"/>
-                <wp:cNvGraphicFramePr>
-                  <a:graphicFrameLocks xmlns:a="http://schemas.openxmlformats.org/drawingml/2006/main"/>
-                </wp:cNvGraphicFramePr>
-                <a:graphic xmlns:a="http://schemas.openxmlformats.org/drawingml/2006/main">
-                  <a:graphicData uri="http://schemas.microsoft.com/office/word/2010/wordprocessingShape">
-                    <wps:wsp>
-                      <wps:cNvSpPr txBox="1">
-                        <a:spLocks noChangeArrowheads="1"/>
-                      </wps:cNvSpPr>
-                      <wps:spPr bwMode="auto">
-                        <a:xfrm>
-                          <a:off x="0" y="0"/>
-                          <a:ext cx="2415653" cy="2538483"/>
-                        </a:xfrm>
-                        <a:prstGeom prst="rect">
-                          <a:avLst/>
-                        </a:prstGeom>
-                        <a:solidFill>
-                          <a:srgbClr val="FFFFFF"/>
-                        </a:solidFill>
-                        <a:ln w="9525">
-                          <a:noFill/>
-                          <a:miter lim="800000"/>
-                          <a:headEnd/>
-                          <a:tailEnd/>
-                        </a:ln>
-                      </wps:spPr>
-                      <wps:txbx>
-                        <w:txbxContent>
-                          <w:p>
-                            <w:pPr>
-                              <w:keepNext/>
-                            </w:pPr>
-                            <w:r>
-                              <w:rPr>
-                                <w:noProof/>
-                                <w:lang w:val="en-GB" w:eastAsia="en-GB"/>
-                              </w:rPr>
-                              <w:drawing>
-                                <wp:inline distT="0" distB="0" distL="0" distR="0" wp14:anchorId="1D84B76C" wp14:editId="077D5A0B">
-                                  <wp:extent cx="2166867" cy="2128926"/>
-                                  <wp:effectExtent l="0" t="0" r="5080" b="5080"/>
-                                  <wp:docPr id="10" name="Picture 10"/>
-                                  <wp:cNvGraphicFramePr>
-                                    <a:graphicFrameLocks xmlns:a="http://schemas.openxmlformats.org/drawingml/2006/main" noChangeAspect="1"/>
-                                  </wp:cNvGraphicFramePr>
-                                  <a:graphic xmlns:a="http://schemas.openxmlformats.org/drawingml/2006/main">
-                                    <a:graphicData uri="http://schemas.openxmlformats.org/drawingml/2006/picture">
-                                      <pic:pic xmlns:pic="http://schemas.openxmlformats.org/drawingml/2006/picture">
-                                        <pic:nvPicPr>
-                                          <pic:cNvPr id="0" name="Picture 3"/>
-                                          <pic:cNvPicPr>
-                                            <a:picLocks noChangeAspect="1" noChangeArrowheads="1"/>
-                                          </pic:cNvPicPr>
-                                        </pic:nvPicPr>
-                                        <pic:blipFill>
-                                          <a:blip r:embed="rId10">
-                                            <a:extLst>
-                                              <a:ext uri="{28A0092B-C50C-407E-A947-70E740481C1C}">
-                                                <a14:useLocalDpi xmlns:a14="http://schemas.microsoft.com/office/drawing/2010/main" val="0"/>
-                                              </a:ext>
-                                            </a:extLst>
-                                          </a:blip>
-                                          <a:stretch>
-                                            <a:fillRect/>
-                                          </a:stretch>
-                                        </pic:blipFill>
-                                        <pic:spPr bwMode="auto">
-                                          <a:xfrm>
-                                            <a:off x="0" y="0"/>
-                                            <a:ext cx="2166867" cy="2128926"/>
-                                          </a:xfrm>
-                                          <a:prstGeom prst="rect">
-                                            <a:avLst/>
-                                          </a:prstGeom>
-                                          <a:noFill/>
-                                          <a:ln>
-                                            <a:noFill/>
-                                          </a:ln>
-                                        </pic:spPr>
-                                      </pic:pic>
-                                    </a:graphicData>
-                                  </a:graphic>
-                                </wp:inline>
-                              </w:drawing>
-                            </w:r>
-                          </w:p>
-                          <w:p>
-                            <w:pPr>
-                              <w:pStyle w:val="Caption"/>
-                            </w:pPr>
-                            <w:r>
-                              <w:t xml:space="preserve">Fig 2 </w:t>
-                            </w:r>
-                            <w:r>
-                              <w:t>–</w:t>
-                            </w:r>
-                            <w:r>
-                              <w:t xml:space="preserve"> </w:t>
-                            </w:r>
-                            <w:r>
-                              <w:t>Plug-in c</w:t>
-                            </w:r>
-                            <w:r>
-                              <w:t>onsole</w:t>
-                            </w:r>
-                          </w:p>
-                          <w:p/>
-                        </w:txbxContent>
-                      </wps:txbx>
-                      <wps:bodyPr rot="0" vert="horz" wrap="square" lIns="91440" tIns="45720" rIns="91440" bIns="45720" anchor="t" anchorCtr="0">
-                        <a:noAutofit/>
-                      </wps:bodyPr>
-                    </wps:wsp>
-                  </a:graphicData>
-                </a:graphic>
-                <wp14:sizeRelH relativeFrom="margin">
-                  <wp14:pctWidth>0</wp14:pctWidth>
-                </wp14:sizeRelH>
-                <wp14:sizeRelV relativeFrom="margin">
-                  <wp14:pctHeight>0</wp14:pctHeight>
-                </wp14:sizeRelV>
-              </wp:anchor>
-            </w:drawing>
-          </mc:Choice>
-          <mc:Fallback>
-            <w:pict>
-              <v:shape id="_x0000_s1029" type="#_x0000_t202" style="position:absolute;margin-left:281.6pt;margin-top:-.2pt;width:190.2pt;height:199.9pt;z-index:251662336;visibility:visible;mso-wrap-style:square;mso-width-percent:0;mso-height-percent:0;mso-wrap-distance-left:9pt;mso-wrap-distance-top:0;mso-wrap-distance-right:9pt;mso-wrap-distance-bottom:0;mso-position-horizontal:absolute;mso-position-horizontal-relative:text;mso-position-vertical:absolute;mso-position-vertical-relative:text;mso-width-percent:0;mso-height-percent:0;mso-width-relative:margin;mso-height-relative:margin;v-text-anchor:top" o:gfxdata="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" stroked="f">
-                <v:textbox>
-                  <w:txbxContent>
-                    <w:p>
-                      <w:pPr>
-                        <w:keepNext/>
-                      </w:pPr>
-                      <w:r>
-                        <w:rPr>
-                          <w:noProof/>
-                          <w:lang w:val="en-GB" w:eastAsia="en-GB"/>
-                        </w:rPr>
-                        <w:drawing>
-                          <wp:inline distT="0" distB="0" distL="0" distR="0" wp14:anchorId="1D84B76C" wp14:editId="077D5A0B">
-                            <wp:extent cx="2166867" cy="2128926"/>
-                            <wp:effectExtent l="0" t="0" r="5080" b="5080"/>
-                            <wp:docPr id="10" name="Picture 10"/>
-                            <wp:cNvGraphicFramePr>
-                              <a:graphicFrameLocks xmlns:a="http://schemas.openxmlformats.org/drawingml/2006/main" noChangeAspect="1"/>
-                            </wp:cNvGraphicFramePr>
-                            <a:graphic xmlns:a="http://schemas.openxmlformats.org/drawingml/2006/main">
-                              <a:graphicData uri="http://schemas.openxmlformats.org/drawingml/2006/picture">
-                                <pic:pic xmlns:pic="http://schemas.openxmlformats.org/drawingml/2006/picture">
-                                  <pic:nvPicPr>
-                                    <pic:cNvPr id="0" name="Picture 3"/>
-                                    <pic:cNvPicPr>
-                                      <a:picLocks noChangeAspect="1" noChangeArrowheads="1"/>
-                                    </pic:cNvPicPr>
-                                  </pic:nvPicPr>
-                                  <pic:blipFill>
-                                    <a:blip r:embed="rId10">
-                                      <a:extLst>
-                                        <a:ext uri="{28A0092B-C50C-407E-A947-70E740481C1C}">
-                                          <a14:useLocalDpi xmlns:a14="http://schemas.microsoft.com/office/drawing/2010/main" val="0"/>
-                                        </a:ext>
-                                      </a:extLst>
-                                    </a:blip>
-                                    <a:stretch>
-                                      <a:fillRect/>
-                                    </a:stretch>
-                                  </pic:blipFill>
-                                  <pic:spPr bwMode="auto">
-                                    <a:xfrm>
-                                      <a:off x="0" y="0"/>
-                                      <a:ext cx="2166867" cy="2128926"/>
-                                    </a:xfrm>
-                                    <a:prstGeom prst="rect">
-                                      <a:avLst/>
-                                    </a:prstGeom>
-                                    <a:noFill/>
-                                    <a:ln>
-                                      <a:noFill/>
-                                    </a:ln>
-                                  </pic:spPr>
-                                </pic:pic>
-                              </a:graphicData>
-                            </a:graphic>
-                          </wp:inline>
-                        </w:drawing>
-                      </w:r>
-                    </w:p>
-                    <w:p>
-                      <w:pPr>
-                        <w:pStyle w:val="Caption"/>
-                      </w:pPr>
-                      <w:r>
-                        <w:t xml:space="preserve">Fig 2 </w:t>
-                      </w:r>
-                      <w:r>
-                        <w:t>–</w:t>
-                      </w:r>
-                      <w:r>
-                        <w:t xml:space="preserve"> </w:t>
-                      </w:r>
-                      <w:r>
-                        <w:t>Plug-in c</w:t>
-                      </w:r>
-                      <w:r>
-                        <w:t>onsole</w:t>
-                      </w:r>
-                    </w:p>
-                    <w:p/>
-                  </w:txbxContent>
-                </v:textbox>
-              </v:shape>
-            </w:pict>
-          </mc:Fallback>
-        </mc:AlternateContent>
-      </w:r>
-      <w:r>
-        <w:rPr>
-          <w:noProof/>
-          <w:lang w:val="en-GB" w:eastAsia="en-GB"/>
-        </w:rPr>
-        <mc:AlternateContent>
-          <mc:Choice Requires="wps">
-            <w:drawing>
-              <wp:anchor distT="0" distB="0" distL="114300" distR="114300" simplePos="0" relativeHeight="251660288" behindDoc="0" locked="0" layoutInCell="1" allowOverlap="1" wp14:anchorId="7F109958" wp14:editId="3AD7B19E">
-                <wp:simplePos x="0" y="0"/>
-                <wp:positionH relativeFrom="column">
-                  <wp:align>left</wp:align>
-                </wp:positionH>
-                <wp:positionV relativeFrom="paragraph">
-                  <wp:posOffset>0</wp:posOffset>
-                </wp:positionV>
-                <wp:extent cx="3412800" cy="2538483"/>
-                <wp:effectExtent l="0" t="0" r="0" b="0"/>
-                <wp:wrapNone/>
-                <wp:docPr id="307" name="Text Box 2"/>
-                <wp:cNvGraphicFramePr>
-                  <a:graphicFrameLocks xmlns:a="http://schemas.openxmlformats.org/drawingml/2006/main"/>
-                </wp:cNvGraphicFramePr>
-                <a:graphic xmlns:a="http://schemas.openxmlformats.org/drawingml/2006/main">
-                  <a:graphicData uri="http://schemas.microsoft.com/office/word/2010/wordprocessingShape">
-                    <wps:wsp>
-                      <wps:cNvSpPr txBox="1">
-                        <a:spLocks noChangeArrowheads="1"/>
-                      </wps:cNvSpPr>
-                      <wps:spPr bwMode="auto">
-                        <a:xfrm>
-                          <a:off x="0" y="0"/>
-                          <a:ext cx="3412800" cy="2538483"/>
-                        </a:xfrm>
-                        <a:prstGeom prst="rect">
-                          <a:avLst/>
-                        </a:prstGeom>
-                        <a:solidFill>
-                          <a:srgbClr val="FFFFFF"/>
-                        </a:solidFill>
-                        <a:ln w="9525">
-                          <a:noFill/>
-                          <a:miter lim="800000"/>
-                          <a:headEnd/>
-                          <a:tailEnd/>
-                        </a:ln>
-                      </wps:spPr>
-                      <wps:txbx>
-                        <w:txbxContent>
-                          <w:p>
-                            <w:pPr>
-                              <w:keepNext/>
-                            </w:pPr>
-                            <w:r>
-                              <w:rPr>
-                                <w:noProof/>
-                                <w:lang w:val="en-GB" w:eastAsia="en-GB"/>
-                              </w:rPr>
-                              <w:drawing>
-                                <wp:inline distT="0" distB="0" distL="0" distR="0" wp14:anchorId="5A6FED63" wp14:editId="12F2DE3D">
-                                  <wp:extent cx="3198065" cy="2128926"/>
-                                  <wp:effectExtent l="0" t="0" r="2540" b="5080"/>
-                                  <wp:docPr id="4" name="Picture 4"/>
-                                  <wp:cNvGraphicFramePr>
-                                    <a:graphicFrameLocks xmlns:a="http://schemas.openxmlformats.org/drawingml/2006/main" noChangeAspect="1"/>
-                                  </wp:cNvGraphicFramePr>
-                                  <a:graphic xmlns:a="http://schemas.openxmlformats.org/drawingml/2006/main">
-                                    <a:graphicData uri="http://schemas.openxmlformats.org/drawingml/2006/picture">
-                                      <pic:pic xmlns:pic="http://schemas.openxmlformats.org/drawingml/2006/picture">
-                                        <pic:nvPicPr>
-                                          <pic:cNvPr id="0" name="Picture 3"/>
-                                          <pic:cNvPicPr>
-                                            <a:picLocks noChangeAspect="1" noChangeArrowheads="1"/>
-                                          </pic:cNvPicPr>
-                                        </pic:nvPicPr>
-                                        <pic:blipFill>
-                                          <a:blip r:embed="rId11" cstate="print">
-                                            <a:extLst>
-                                              <a:ext uri="{28A0092B-C50C-407E-A947-70E740481C1C}">
-                                                <a14:useLocalDpi xmlns:a14="http://schemas.microsoft.com/office/drawing/2010/main" val="0"/>
-                                              </a:ext>
-                                            </a:extLst>
-                                          </a:blip>
-                                          <a:stretch>
-                                            <a:fillRect/>
-                                          </a:stretch>
-                                        </pic:blipFill>
-                                        <pic:spPr bwMode="auto">
-                                          <a:xfrm>
-                                            <a:off x="0" y="0"/>
-                                            <a:ext cx="3198065" cy="2128926"/>
-                                          </a:xfrm>
-                                          <a:prstGeom prst="rect">
-                                            <a:avLst/>
-                                          </a:prstGeom>
-                                          <a:noFill/>
-                                          <a:ln>
-                                            <a:noFill/>
-                                          </a:ln>
-                                        </pic:spPr>
-                                      </pic:pic>
-                                    </a:graphicData>
-                                  </a:graphic>
-                                </wp:inline>
-                              </w:drawing>
-                            </w:r>
-                          </w:p>
-                          <w:p>
-                            <w:pPr>
-                              <w:pStyle w:val="Caption"/>
-                            </w:pPr>
-                            <w:r>
-                              <w:t>Fig 1</w:t>
-                            </w:r>
-                            <w:r>
-                              <w:t xml:space="preserve"> - NETWRK plug-in location</w:t>
-                            </w:r>
-                          </w:p>
-                        </w:txbxContent>
-                      </wps:txbx>
-                      <wps:bodyPr rot="0" vert="horz" wrap="square" lIns="91440" tIns="45720" rIns="91440" bIns="45720" anchor="t" anchorCtr="0">
-                        <a:noAutofit/>
-                      </wps:bodyPr>
-                    </wps:wsp>
-                  </a:graphicData>
-                </a:graphic>
-                <wp14:sizeRelH relativeFrom="margin">
-                  <wp14:pctWidth>0</wp14:pctWidth>
-                </wp14:sizeRelH>
-                <wp14:sizeRelV relativeFrom="margin">
-                  <wp14:pctHeight>0</wp14:pctHeight>
-                </wp14:sizeRelV>
-              </wp:anchor>
-            </w:drawing>
-          </mc:Choice>
-          <mc:Fallback>
-            <w:pict>
-              <v:shape id="_x0000_s1030" type="#_x0000_t202" style="position:absolute;margin-left:0;margin-top:0;width:268.7pt;height:199.9pt;z-index:251660288;visibility:visible;mso-wrap-style:square;mso-width-percent:0;mso-height-percent:0;mso-wrap-distance-left:9pt;mso-wrap-distance-top:0;mso-wrap-distance-right:9pt;mso-wrap-distance-bottom:0;mso-position-horizontal:left;mso-position-horizontal-relative:text;mso-position-vertical:absolute;mso-position-vertical-relative:text;mso-width-percent:0;mso-height-percent:0;mso-width-relative:margin;mso-height-relative:margin;v-text-anchor:top" o:gfxdata="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" stroked="f">
-                <v:textbox>
-                  <w:txbxContent>
-                    <w:p>
-                      <w:pPr>
-                        <w:keepNext/>
-                      </w:pPr>
-                      <w:r>
-                        <w:rPr>
-                          <w:noProof/>
-                          <w:lang w:eastAsia="en-CA"/>
-                        </w:rPr>
-                        <w:drawing>
-                          <wp:inline distT="0" distB="0" distL="0" distR="0" wp14:anchorId="5A6FED63" wp14:editId="12F2DE3D">
-                            <wp:extent cx="3198065" cy="2128926"/>
-                            <wp:effectExtent l="0" t="0" r="2540" b="5080"/>
-                            <wp:docPr id="4" name="Picture 4"/>
-                            <wp:cNvGraphicFramePr>
-                              <a:graphicFrameLocks xmlns:a="http://schemas.openxmlformats.org/drawingml/2006/main" noChangeAspect="1"/>
-                            </wp:cNvGraphicFramePr>
-                            <a:graphic xmlns:a="http://schemas.openxmlformats.org/drawingml/2006/main">
-                              <a:graphicData uri="http://schemas.openxmlformats.org/drawingml/2006/picture">
-                                <pic:pic xmlns:pic="http://schemas.openxmlformats.org/drawingml/2006/picture">
-                                  <pic:nvPicPr>
-                                    <pic:cNvPr id="0" name="Picture 3"/>
-                                    <pic:cNvPicPr>
-                                      <a:picLocks noChangeAspect="1" noChangeArrowheads="1"/>
-                                    </pic:cNvPicPr>
-                                  </pic:nvPicPr>
-                                  <pic:blipFill>
-                                    <a:blip r:embed="rId12" cstate="print">
-                                      <a:extLst>
-                                        <a:ext uri="{28A0092B-C50C-407E-A947-70E740481C1C}">
-                                          <a14:useLocalDpi xmlns:a14="http://schemas.microsoft.com/office/drawing/2010/main" val="0"/>
-                                        </a:ext>
-                                      </a:extLst>
-                                    </a:blip>
-                                    <a:stretch>
-                                      <a:fillRect/>
-                                    </a:stretch>
-                                  </pic:blipFill>
-                                  <pic:spPr bwMode="auto">
-                                    <a:xfrm>
-                                      <a:off x="0" y="0"/>
-                                      <a:ext cx="3198065" cy="2128926"/>
-                                    </a:xfrm>
-                                    <a:prstGeom prst="rect">
-                                      <a:avLst/>
-                                    </a:prstGeom>
-                                    <a:noFill/>
-                                    <a:ln>
-                                      <a:noFill/>
-                                    </a:ln>
-                                  </pic:spPr>
-                                </pic:pic>
-                              </a:graphicData>
-                            </a:graphic>
-                          </wp:inline>
-                        </w:drawing>
-                      </w:r>
-                    </w:p>
-                    <w:p>
-                      <w:pPr>
-                        <w:pStyle w:val="Caption"/>
-                      </w:pPr>
-                      <w:r>
-                        <w:t>Fig 1</w:t>
-                      </w:r>
-                      <w:r>
-                        <w:t xml:space="preserve"> - NETWRK plug-in location</w:t>
-                      </w:r>
-                    </w:p>
-                  </w:txbxContent>
-                </v:textbox>
-              </v:shape>
-            </w:pict>
-          </mc:Fallback>
-        </mc:AlternateContent>
-      </w:r>
     </w:p>
     <w:sectPr>
       <w:pgSz w:w="12240" w:h="15840"/>
@@ -2154,6 +1517,32 @@
       <w:szCs w:val="26"/>
     </w:rPr>
   </w:style>
+  <w:style w:type="table" w:styleId="TableGrid">
+    <w:name w:val="Table Grid"/>
+    <w:basedOn w:val="TableNormal"/>
+    <w:uiPriority w:val="39"/>
+    <w:rsid w:val="00E2347B"/>
+    <w:pPr>
+      <w:spacing w:after="0" w:line="240" w:lineRule="auto"/>
+    </w:pPr>
+    <w:tblPr>
+      <w:tblInd w:w="0" w:type="dxa"/>
+      <w:tblBorders>
+        <w:top w:val="single" w:sz="4" w:space="0" w:color="auto"/>
+        <w:left w:val="single" w:sz="4" w:space="0" w:color="auto"/>
+        <w:bottom w:val="single" w:sz="4" w:space="0" w:color="auto"/>
+        <w:right w:val="single" w:sz="4" w:space="0" w:color="auto"/>
+        <w:insideH w:val="single" w:sz="4" w:space="0" w:color="auto"/>
+        <w:insideV w:val="single" w:sz="4" w:space="0" w:color="auto"/>
+      </w:tblBorders>
+      <w:tblCellMar>
+        <w:top w:w="0" w:type="dxa"/>
+        <w:left w:w="108" w:type="dxa"/>
+        <w:bottom w:w="0" w:type="dxa"/>
+        <w:right w:w="108" w:type="dxa"/>
+      </w:tblCellMar>
+    </w:tblPr>
+  </w:style>
 </w:styles>
 </file>
 
@@ -2482,6 +1871,32 @@
       <w:sz w:val="26"/>
       <w:szCs w:val="26"/>
     </w:rPr>
+  </w:style>
+  <w:style w:type="table" w:styleId="TableGrid">
+    <w:name w:val="Table Grid"/>
+    <w:basedOn w:val="TableNormal"/>
+    <w:uiPriority w:val="39"/>
+    <w:rsid w:val="00E2347B"/>
+    <w:pPr>
+      <w:spacing w:after="0" w:line="240" w:lineRule="auto"/>
+    </w:pPr>
+    <w:tblPr>
+      <w:tblInd w:w="0" w:type="dxa"/>
+      <w:tblBorders>
+        <w:top w:val="single" w:sz="4" w:space="0" w:color="auto"/>
+        <w:left w:val="single" w:sz="4" w:space="0" w:color="auto"/>
+        <w:bottom w:val="single" w:sz="4" w:space="0" w:color="auto"/>
+        <w:right w:val="single" w:sz="4" w:space="0" w:color="auto"/>
+        <w:insideH w:val="single" w:sz="4" w:space="0" w:color="auto"/>
+        <w:insideV w:val="single" w:sz="4" w:space="0" w:color="auto"/>
+      </w:tblBorders>
+      <w:tblCellMar>
+        <w:top w:w="0" w:type="dxa"/>
+        <w:left w:w="108" w:type="dxa"/>
+        <w:bottom w:w="0" w:type="dxa"/>
+        <w:right w:w="108" w:type="dxa"/>
+      </w:tblCellMar>
+    </w:tblPr>
   </w:style>
 </w:styles>
 </file>
@@ -2741,7 +2156,7 @@
   <a:extraClrSchemeLst/>
   <a:extLst>
     <a:ext uri="{05A4C25C-085E-4340-85A3-A5531E510DB2}">
-      <thm15:themeFamily xmlns:thm15="http://schemas.microsoft.com/office/thememl/2012/main" xmlns="" name="Office Theme" id="{62F939B6-93AF-4DB8-9C6B-D6C7DFDC589F}" vid="{4A3C46E8-61CC-4603-A589-7422A47A8E4A}"/>
+      <thm15:themeFamily xmlns="" xmlns:thm15="http://schemas.microsoft.com/office/thememl/2012/main" name="Office Theme" id="{62F939B6-93AF-4DB8-9C6B-D6C7DFDC589F}" vid="{4A3C46E8-61CC-4603-A589-7422A47A8E4A}"/>
     </a:ext>
   </a:extLst>
 </a:theme>
@@ -2752,7 +2167,7 @@
 </file>
 
 <file path=customXml/itemProps1.xml><?xml version="1.0" encoding="utf-8"?>
-<ds:datastoreItem xmlns:ds="http://schemas.openxmlformats.org/officeDocument/2006/customXml" ds:itemID="{D393083B-A6C7-4CCE-91BB-47578A4E12E6}">
+<ds:datastoreItem xmlns:ds="http://schemas.openxmlformats.org/officeDocument/2006/customXml" ds:itemID="{CE48B65C-0DE3-4D9E-A5FC-F01CF7169E21}">
   <ds:schemaRefs>
     <ds:schemaRef ds:uri="http://schemas.openxmlformats.org/officeDocument/2006/bibliography"/>
   </ds:schemaRefs>

--- a/Sources Internal/Plugins/EwENetworkAnalysisR/Documentation/Using the ENA - R plugin.docx
+++ b/Sources Internal/Plugins/EwENetworkAnalysisR/Documentation/Using the ENA - R plugin.docx
@@ -22,6 +22,9 @@
       <w:r>
         <w:t>In order to run the plug-in you will need the following components installed on your system</w:t>
       </w:r>
+      <w:r>
+        <w:t>:</w:t>
+      </w:r>
     </w:p>
     <w:p>
       <w:pPr>
@@ -32,7 +35,15 @@
         </w:numPr>
       </w:pPr>
       <w:r>
-        <w:t xml:space="preserve">EwE version 6.3 or newer </w:t>
+        <w:t xml:space="preserve">EwE version 6.3 or newer with the </w:t>
+      </w:r>
+      <w:proofErr w:type="spellStart"/>
+      <w:r>
+        <w:t>EwENetworkAnalysisR</w:t>
+      </w:r>
+      <w:proofErr w:type="spellEnd"/>
+      <w:r>
+        <w:t xml:space="preserve"> plug-in</w:t>
       </w:r>
     </w:p>
     <w:p>
@@ -43,42 +54,55 @@
           <w:numId w:val="2"/>
         </w:numPr>
       </w:pPr>
+      <w:r>
+        <w:t>R</w:t>
+      </w:r>
+      <w:r>
+        <w:t xml:space="preserve"> with the </w:t>
+      </w:r>
       <w:proofErr w:type="spellStart"/>
       <w:r>
-        <w:t>EwENetworkAnalysisR</w:t>
+        <w:t>enaR</w:t>
       </w:r>
       <w:proofErr w:type="spellEnd"/>
       <w:r>
-        <w:t xml:space="preserve"> plug-in</w:t>
+        <w:t xml:space="preserve"> package</w:t>
       </w:r>
     </w:p>
     <w:p>
       <w:pPr>
-        <w:pStyle w:val="ListParagraph"/>
-        <w:numPr>
-          <w:ilvl w:val="0"/>
-          <w:numId w:val="2"/>
-        </w:numPr>
-      </w:pPr>
-      <w:r>
-        <w:t>R</w:t>
-      </w:r>
-    </w:p>
-    <w:p>
-      <w:pPr>
-        <w:pStyle w:val="ListParagraph"/>
-        <w:numPr>
-          <w:ilvl w:val="0"/>
-          <w:numId w:val="2"/>
-        </w:numPr>
-      </w:pPr>
+        <w:pStyle w:val="Quote"/>
+      </w:pPr>
+      <w:r>
+        <w:t xml:space="preserve">Note that the </w:t>
+      </w:r>
+      <w:r>
+        <w:t xml:space="preserve">R file </w:t>
+      </w:r>
       <w:proofErr w:type="spellStart"/>
       <w:r>
+        <w:t>run_enaR.R</w:t>
+      </w:r>
+      <w:proofErr w:type="spellEnd"/>
+      <w:r>
+        <w:t xml:space="preserve">, included with </w:t>
+      </w:r>
+      <w:r>
+        <w:t xml:space="preserve">the </w:t>
+      </w:r>
+      <w:r>
+        <w:t xml:space="preserve">plug-in source code, </w:t>
+      </w:r>
+      <w:r>
+        <w:t xml:space="preserve">automatically installs the </w:t>
+      </w:r>
+      <w:proofErr w:type="spellStart"/>
+      <w:r>
         <w:t>enaR</w:t>
       </w:r>
       <w:proofErr w:type="spellEnd"/>
       <w:r>
-        <w:t xml:space="preserve"> package for R</w:t>
+        <w:t xml:space="preserve"> package.</w:t>
       </w:r>
     </w:p>
     <w:p>
@@ -155,8 +179,8 @@
         <w:tblLook w:val="04A0" w:firstRow="1" w:lastRow="0" w:firstColumn="1" w:lastColumn="0" w:noHBand="0" w:noVBand="1"/>
       </w:tblPr>
       <w:tblGrid>
-        <w:gridCol w:w="5256"/>
-        <w:gridCol w:w="4366"/>
+        <w:gridCol w:w="4928"/>
+        <w:gridCol w:w="4694"/>
       </w:tblGrid>
       <w:tr>
         <w:trPr>
@@ -164,7 +188,7 @@
         </w:trPr>
         <w:tc>
           <w:tcPr>
-            <w:tcW w:w="4811" w:type="dxa"/>
+            <w:tcW w:w="4928" w:type="dxa"/>
           </w:tcPr>
           <w:p>
             <w:pPr>
@@ -177,9 +201,9 @@
                 <w:lang w:val="en-GB" w:eastAsia="en-GB"/>
               </w:rPr>
               <w:drawing>
-                <wp:inline distT="0" distB="0" distL="0" distR="0" wp14:anchorId="52695894" wp14:editId="2E78138A">
-                  <wp:extent cx="3198064" cy="2128926"/>
-                  <wp:effectExtent l="0" t="0" r="2540" b="5080"/>
+                <wp:inline distT="0" distB="0" distL="0" distR="0" wp14:anchorId="353C3400" wp14:editId="61A3B4FF">
+                  <wp:extent cx="2559600" cy="1702800"/>
+                  <wp:effectExtent l="0" t="0" r="0" b="0"/>
                   <wp:docPr id="2" name="Picture 2"/>
                   <wp:cNvGraphicFramePr>
                     <a:graphicFrameLocks xmlns:a="http://schemas.openxmlformats.org/drawingml/2006/main" noChangeAspect="1"/>
@@ -208,7 +232,7 @@
                         <pic:spPr bwMode="auto">
                           <a:xfrm>
                             <a:off x="0" y="0"/>
-                            <a:ext cx="3198064" cy="2128926"/>
+                            <a:ext cx="2559600" cy="1702800"/>
                           </a:xfrm>
                           <a:prstGeom prst="rect">
                             <a:avLst/>
@@ -233,14 +257,27 @@
             <w:r>
               <w:t xml:space="preserve">Fig </w:t>
             </w:r>
-            <w:fldSimple w:instr=" SEQ Fig \* ARABIC ">
-              <w:r>
-                <w:rPr>
-                  <w:noProof/>
-                </w:rPr>
-                <w:t>1</w:t>
-              </w:r>
-            </w:fldSimple>
+            <w:r>
+              <w:fldChar w:fldCharType="begin"/>
+            </w:r>
+            <w:r>
+              <w:instrText xml:space="preserve"> SEQ Fig \* ARABIC </w:instrText>
+            </w:r>
+            <w:r>
+              <w:fldChar w:fldCharType="separate"/>
+            </w:r>
+            <w:r>
+              <w:rPr>
+                <w:noProof/>
+              </w:rPr>
+              <w:t>1</w:t>
+            </w:r>
+            <w:r>
+              <w:rPr>
+                <w:noProof/>
+              </w:rPr>
+              <w:fldChar w:fldCharType="end"/>
+            </w:r>
             <w:r>
               <w:t xml:space="preserve"> - </w:t>
             </w:r>
@@ -251,7 +288,7 @@
         </w:tc>
         <w:tc>
           <w:tcPr>
-            <w:tcW w:w="4811" w:type="dxa"/>
+            <w:tcW w:w="4694" w:type="dxa"/>
           </w:tcPr>
           <w:p>
             <w:pPr>
@@ -264,9 +301,9 @@
                 <w:lang w:val="en-GB" w:eastAsia="en-GB"/>
               </w:rPr>
               <w:drawing>
-                <wp:inline distT="0" distB="0" distL="0" distR="0" wp14:anchorId="4F926395" wp14:editId="3E032BC9">
-                  <wp:extent cx="2166867" cy="2128926"/>
-                  <wp:effectExtent l="0" t="0" r="5080" b="5080"/>
+                <wp:inline distT="0" distB="0" distL="0" distR="0" wp14:anchorId="60638209" wp14:editId="64808695">
+                  <wp:extent cx="1508400" cy="1692000"/>
+                  <wp:effectExtent l="0" t="0" r="0" b="3810"/>
                   <wp:docPr id="10" name="Picture 10"/>
                   <wp:cNvGraphicFramePr>
                     <a:graphicFrameLocks xmlns:a="http://schemas.openxmlformats.org/drawingml/2006/main" noChangeAspect="1"/>
@@ -281,7 +318,7 @@
                           </pic:cNvPicPr>
                         </pic:nvPicPr>
                         <pic:blipFill>
-                          <a:blip r:embed="rId8">
+                          <a:blip r:embed="rId8" cstate="print">
                             <a:extLst>
                               <a:ext uri="{28A0092B-C50C-407E-A947-70E740481C1C}">
                                 <a14:useLocalDpi xmlns:a14="http://schemas.microsoft.com/office/drawing/2010/main" val="0"/>
@@ -295,7 +332,7 @@
                         <pic:spPr bwMode="auto">
                           <a:xfrm>
                             <a:off x="0" y="0"/>
-                            <a:ext cx="2166867" cy="2128926"/>
+                            <a:ext cx="1508400" cy="1692000"/>
                           </a:xfrm>
                           <a:prstGeom prst="rect">
                             <a:avLst/>
@@ -320,14 +357,27 @@
             <w:r>
               <w:t xml:space="preserve">Fig </w:t>
             </w:r>
-            <w:fldSimple w:instr=" SEQ Fig \* ARABIC ">
-              <w:r>
-                <w:rPr>
-                  <w:noProof/>
-                </w:rPr>
-                <w:t>2</w:t>
-              </w:r>
-            </w:fldSimple>
+            <w:r>
+              <w:fldChar w:fldCharType="begin"/>
+            </w:r>
+            <w:r>
+              <w:instrText xml:space="preserve"> SEQ Fig \* ARABIC </w:instrText>
+            </w:r>
+            <w:r>
+              <w:fldChar w:fldCharType="separate"/>
+            </w:r>
+            <w:r>
+              <w:rPr>
+                <w:noProof/>
+              </w:rPr>
+              <w:t>2</w:t>
+            </w:r>
+            <w:r>
+              <w:rPr>
+                <w:noProof/>
+              </w:rPr>
+              <w:fldChar w:fldCharType="end"/>
+            </w:r>
             <w:r>
               <w:t xml:space="preserve"> - Plug-in console</w:t>
             </w:r>
@@ -337,10 +387,7 @@
     </w:tbl>
     <w:p>
       <w:r>
-        <w:t xml:space="preserve">Note that the console </w:t>
-      </w:r>
-      <w:r>
-        <w:t xml:space="preserve">is built for debugging purposes. Currently, </w:t>
+        <w:t xml:space="preserve">Currently, </w:t>
       </w:r>
       <w:r>
         <w:t xml:space="preserve">users must </w:t>
@@ -366,6 +413,9 @@
       <w:r>
         <w:t>The full path to the R executable</w:t>
       </w:r>
+      <w:r>
+        <w:t>;</w:t>
+      </w:r>
     </w:p>
     <w:p>
       <w:pPr>
@@ -378,176 +428,22 @@
       <w:r>
         <w:t>The full path to the R script to execute</w:t>
       </w:r>
+      <w:r>
+        <w:t>.</w:t>
+      </w:r>
     </w:p>
     <w:p>
-      <w:pPr>
-        <w:pStyle w:val="ListParagraph"/>
-        <w:numPr>
-          <w:ilvl w:val="0"/>
-          <w:numId w:val="1"/>
-        </w:numPr>
-      </w:pPr>
-      <w:r>
-        <w:t xml:space="preserve">A file placeholder that will be used to substitute the full path to the SCOR file as written by EWE into the R script. In this example, the R script contains the line </w:t>
-      </w:r>
-      <w:r>
-        <w:br/>
-      </w:r>
-      <w:r>
-        <w:br/>
-      </w:r>
-      <w:r>
-        <w:rPr>
-          <w:rFonts w:ascii="Courier New" w:hAnsi="Courier New" w:cs="Courier New"/>
-        </w:rPr>
-        <w:t>file.name="%SCORFILE%"</w:t>
-      </w:r>
-      <w:r>
-        <w:rPr>
-          <w:rFonts w:ascii="Courier New" w:hAnsi="Courier New" w:cs="Courier New"/>
-        </w:rPr>
-        <w:br/>
-      </w:r>
-      <w:r>
-        <w:rPr>
-          <w:rFonts w:ascii="Courier New" w:hAnsi="Courier New" w:cs="Courier New"/>
-        </w:rPr>
-        <w:br/>
-      </w:r>
-      <w:r>
-        <w:t>that is set up to</w:t>
-      </w:r>
-      <w:r>
-        <w:t xml:space="preserve"> receive the actual location of the SCOR file. </w:t>
-      </w:r>
-      <w:r>
-        <w:t>Note that t</w:t>
-      </w:r>
-      <w:r>
-        <w:t xml:space="preserve">he code </w:t>
-      </w:r>
-      <w:r>
-        <w:t xml:space="preserve">automatically will convert Windows path formats to the </w:t>
-      </w:r>
-      <w:r>
-        <w:t xml:space="preserve">UNIX file path </w:t>
-      </w:r>
-      <w:r>
-        <w:t>format preferred by R</w:t>
-      </w:r>
-      <w:r>
-        <w:t>.</w:t>
-      </w:r>
-    </w:p>
-    <w:p>
-      <w:pPr>
-        <w:pStyle w:val="ListParagraph"/>
-        <w:numPr>
-          <w:ilvl w:val="0"/>
-          <w:numId w:val="1"/>
-        </w:numPr>
-      </w:pPr>
-      <w:r>
-        <w:t>Lastly, a fixed location of the SCOR file that EwE must produce can be entered. If left empty, EwE will write the SCOR file to a temporary file in the Windows temp folder.</w:t>
-      </w:r>
-    </w:p>
-    <w:p>
-      <w:r>
-        <w:t xml:space="preserve">Note that these values have to be entered </w:t>
-      </w:r>
-      <w:r>
-        <w:t xml:space="preserve">once; </w:t>
-      </w:r>
-      <w:r>
-        <w:t xml:space="preserve">they </w:t>
-      </w:r>
-      <w:r>
-        <w:t xml:space="preserve">will reappear the next time you open </w:t>
-      </w:r>
-      <w:r>
-        <w:t>the console</w:t>
-      </w:r>
-      <w:r>
-        <w:t>.</w:t>
-      </w:r>
-    </w:p>
-    <w:p>
-      <w:pPr>
-        <w:pStyle w:val="Heading2"/>
-      </w:pPr>
-      <w:r>
-        <w:lastRenderedPageBreak/>
-        <w:t>Running R</w:t>
-      </w:r>
-    </w:p>
-    <w:p>
-      <w:r>
-        <w:t xml:space="preserve">Currently, the R script is executed explicitly when users click the [Run] button. </w:t>
-      </w:r>
-      <w:r>
-        <w:t xml:space="preserve">Once </w:t>
-      </w:r>
-      <w:r>
-        <w:t xml:space="preserve">R has </w:t>
-      </w:r>
-      <w:proofErr w:type="gramStart"/>
-      <w:r>
-        <w:t>r</w:t>
-      </w:r>
-      <w:r>
-        <w:t>a</w:t>
-      </w:r>
-      <w:r>
-        <w:t>n</w:t>
-      </w:r>
-      <w:proofErr w:type="gramEnd"/>
-      <w:r>
-        <w:t xml:space="preserve">, the </w:t>
-      </w:r>
-      <w:r>
-        <w:t xml:space="preserve">plug-in </w:t>
-      </w:r>
-      <w:r>
-        <w:t xml:space="preserve">will </w:t>
-      </w:r>
-      <w:r>
-        <w:t>display R runtime information:</w:t>
-      </w:r>
-    </w:p>
-    <w:p>
-      <w:pPr>
-        <w:pStyle w:val="ListParagraph"/>
-        <w:numPr>
-          <w:ilvl w:val="0"/>
-          <w:numId w:val="3"/>
-        </w:numPr>
-      </w:pPr>
-      <w:r>
-        <w:t>The script that was sent to R (Fig 3, note the substituted file name);</w:t>
-      </w:r>
-    </w:p>
-    <w:p>
-      <w:pPr>
-        <w:pStyle w:val="ListParagraph"/>
-        <w:numPr>
-          <w:ilvl w:val="0"/>
-          <w:numId w:val="3"/>
-        </w:numPr>
-      </w:pPr>
-      <w:r>
-        <w:t>R output data (Fig 4, here shown without results because there were errors);</w:t>
-      </w:r>
-    </w:p>
-    <w:p>
-      <w:pPr>
-        <w:pStyle w:val="ListParagraph"/>
-        <w:numPr>
-          <w:ilvl w:val="0"/>
-          <w:numId w:val="3"/>
-        </w:numPr>
-      </w:pPr>
-      <w:r>
-        <w:t>R error information (Fig 5).</w:t>
+      <w:r>
+        <w:t>Optionally, users can enter advanced parameters</w:t>
+      </w:r>
+      <w:r>
+        <w:t>, revealed by clicking the [+] button beside the Settings</w:t>
+      </w:r>
+      <w:r>
+        <w:t xml:space="preserve"> </w:t>
+      </w:r>
+      <w:r>
+        <w:t>header (Fig 3 and 4). These settings are:</w:t>
       </w:r>
     </w:p>
     <w:tbl>
@@ -565,18 +461,18 @@
         <w:tblLook w:val="04A0" w:firstRow="1" w:lastRow="0" w:firstColumn="1" w:lastColumn="0" w:noHBand="0" w:noVBand="1"/>
       </w:tblPr>
       <w:tblGrid>
-        <w:gridCol w:w="3208"/>
-        <w:gridCol w:w="3207"/>
-        <w:gridCol w:w="3207"/>
+        <w:gridCol w:w="4811"/>
+        <w:gridCol w:w="4811"/>
       </w:tblGrid>
       <w:tr>
         <w:tc>
           <w:tcPr>
-            <w:tcW w:w="3207" w:type="dxa"/>
+            <w:tcW w:w="4811" w:type="dxa"/>
           </w:tcPr>
           <w:p>
             <w:pPr>
               <w:keepNext/>
+              <w:jc w:val="center"/>
             </w:pPr>
             <w:r>
               <w:rPr>
@@ -584,10 +480,10 @@
                 <w:lang w:val="en-GB" w:eastAsia="en-GB"/>
               </w:rPr>
               <w:drawing>
-                <wp:inline distT="0" distB="0" distL="0" distR="0" wp14:anchorId="2F91109A" wp14:editId="6B36AD00">
-                  <wp:extent cx="1972800" cy="1936800"/>
-                  <wp:effectExtent l="0" t="0" r="8890" b="6350"/>
-                  <wp:docPr id="3" name="Picture 3"/>
+                <wp:inline distT="0" distB="0" distL="0" distR="0" wp14:anchorId="678CA30A" wp14:editId="1957A4C8">
+                  <wp:extent cx="1508400" cy="1692000"/>
+                  <wp:effectExtent l="0" t="0" r="0" b="3810"/>
+                  <wp:docPr id="1" name="Picture 1"/>
                   <wp:cNvGraphicFramePr>
                     <a:graphicFrameLocks xmlns:a="http://schemas.openxmlformats.org/drawingml/2006/main" noChangeAspect="1"/>
                   </wp:cNvGraphicFramePr>
@@ -615,7 +511,7 @@
                         <pic:spPr bwMode="auto">
                           <a:xfrm>
                             <a:off x="0" y="0"/>
-                            <a:ext cx="1972800" cy="1936800"/>
+                            <a:ext cx="1508400" cy="1692000"/>
                           </a:xfrm>
                           <a:prstGeom prst="rect">
                             <a:avLst/>
@@ -635,30 +531,42 @@
           <w:p>
             <w:pPr>
               <w:pStyle w:val="Caption"/>
+              <w:jc w:val="center"/>
             </w:pPr>
             <w:r>
               <w:t xml:space="preserve">Fig </w:t>
             </w:r>
-            <w:fldSimple w:instr=" SEQ Fig \* ARABIC ">
-              <w:r>
-                <w:rPr>
-                  <w:noProof/>
-                </w:rPr>
-                <w:t>3</w:t>
-              </w:r>
-            </w:fldSimple>
-            <w:r>
-              <w:t xml:space="preserve"> - The script sent to R</w:t>
+            <w:r>
+              <w:fldChar w:fldCharType="begin"/>
+            </w:r>
+            <w:r>
+              <w:instrText xml:space="preserve"> SEQ Fig \* ARABIC </w:instrText>
+            </w:r>
+            <w:r>
+              <w:fldChar w:fldCharType="separate"/>
+            </w:r>
+            <w:r>
+              <w:rPr>
+                <w:noProof/>
+              </w:rPr>
+              <w:t>3</w:t>
+            </w:r>
+            <w:r>
+              <w:fldChar w:fldCharType="end"/>
+            </w:r>
+            <w:r>
+              <w:t xml:space="preserve"> - Revealing advanced settings</w:t>
             </w:r>
           </w:p>
         </w:tc>
         <w:tc>
           <w:tcPr>
-            <w:tcW w:w="3207" w:type="dxa"/>
+            <w:tcW w:w="4811" w:type="dxa"/>
           </w:tcPr>
           <w:p>
             <w:pPr>
               <w:keepNext/>
+              <w:jc w:val="center"/>
             </w:pPr>
             <w:r>
               <w:rPr>
@@ -666,10 +574,10 @@
                 <w:lang w:val="en-GB" w:eastAsia="en-GB"/>
               </w:rPr>
               <w:drawing>
-                <wp:inline distT="0" distB="0" distL="0" distR="0" wp14:anchorId="71C7771E" wp14:editId="0C31B0A0">
-                  <wp:extent cx="1972800" cy="1936800"/>
-                  <wp:effectExtent l="0" t="0" r="8890" b="6350"/>
-                  <wp:docPr id="5" name="Picture 5"/>
+                <wp:inline distT="0" distB="0" distL="0" distR="0" wp14:anchorId="52594095" wp14:editId="450F693F">
+                  <wp:extent cx="1508400" cy="1692000"/>
+                  <wp:effectExtent l="0" t="0" r="0" b="3810"/>
+                  <wp:docPr id="4" name="Picture 4"/>
                   <wp:cNvGraphicFramePr>
                     <a:graphicFrameLocks xmlns:a="http://schemas.openxmlformats.org/drawingml/2006/main" noChangeAspect="1"/>
                   </wp:cNvGraphicFramePr>
@@ -697,7 +605,7 @@
                         <pic:spPr bwMode="auto">
                           <a:xfrm>
                             <a:off x="0" y="0"/>
-                            <a:ext cx="1972800" cy="1936800"/>
+                            <a:ext cx="1508400" cy="1692000"/>
                           </a:xfrm>
                           <a:prstGeom prst="rect">
                             <a:avLst/>
@@ -717,32 +625,324 @@
           <w:p>
             <w:pPr>
               <w:pStyle w:val="Caption"/>
+              <w:jc w:val="center"/>
             </w:pPr>
             <w:r>
               <w:t xml:space="preserve">Fig </w:t>
             </w:r>
-            <w:fldSimple w:instr=" SEQ Fig \* ARABIC ">
-              <w:r>
-                <w:rPr>
-                  <w:noProof/>
-                </w:rPr>
-                <w:t>4</w:t>
-              </w:r>
-            </w:fldSimple>
-            <w:r>
-              <w:t xml:space="preserve"> - Output pro</w:t>
+            <w:r>
+              <w:fldChar w:fldCharType="begin"/>
+            </w:r>
+            <w:r>
+              <w:instrText xml:space="preserve"> SEQ Fig \* ARABIC </w:instrText>
+            </w:r>
+            <w:r>
+              <w:fldChar w:fldCharType="separate"/>
             </w:r>
             <w:r>
               <w:rPr>
                 <w:noProof/>
               </w:rPr>
-              <w:t>duced by R</w:t>
+              <w:t>4</w:t>
+            </w:r>
+            <w:r>
+              <w:fldChar w:fldCharType="end"/>
+            </w:r>
+            <w:r>
+              <w:t xml:space="preserve"> - Revealed advanced settings</w:t>
             </w:r>
           </w:p>
         </w:tc>
+      </w:tr>
+    </w:tbl>
+    <w:p>
+      <w:pPr>
+        <w:pStyle w:val="ListParagraph"/>
+        <w:numPr>
+          <w:ilvl w:val="0"/>
+          <w:numId w:val="1"/>
+        </w:numPr>
+      </w:pPr>
+      <w:r>
+        <w:t xml:space="preserve">A location for the SCOR </w:t>
+      </w:r>
+      <w:proofErr w:type="spellStart"/>
+      <w:r>
+        <w:t>dat</w:t>
+      </w:r>
+      <w:proofErr w:type="spellEnd"/>
+      <w:r>
+        <w:t xml:space="preserve"> file, which can be a manually selected path or a system managed file in the system TEMP directory;</w:t>
+      </w:r>
+    </w:p>
+    <w:p>
+      <w:pPr>
+        <w:pStyle w:val="ListParagraph"/>
+        <w:numPr>
+          <w:ilvl w:val="0"/>
+          <w:numId w:val="1"/>
+        </w:numPr>
+      </w:pPr>
+      <w:r>
+        <w:t xml:space="preserve">A file placeholder that will be used to substitute the full path to the SCOR file as written by EWE into the R script. In this example, the R script contains the line </w:t>
+      </w:r>
+      <w:bookmarkStart w:id="0" w:name="_GoBack"/>
+      <w:bookmarkEnd w:id="0"/>
+      <w:r>
+        <w:br/>
+      </w:r>
+      <w:r>
+        <w:lastRenderedPageBreak/>
+        <w:br/>
+      </w:r>
+      <w:r>
+        <w:rPr>
+          <w:rFonts w:ascii="Courier New" w:hAnsi="Courier New" w:cs="Courier New"/>
+        </w:rPr>
+        <w:t>file.name="%SCORFILE%"</w:t>
+      </w:r>
+      <w:r>
+        <w:rPr>
+          <w:rFonts w:ascii="Courier New" w:hAnsi="Courier New" w:cs="Courier New"/>
+        </w:rPr>
+        <w:br/>
+      </w:r>
+      <w:r>
+        <w:rPr>
+          <w:rFonts w:ascii="Courier New" w:hAnsi="Courier New" w:cs="Courier New"/>
+        </w:rPr>
+        <w:br/>
+      </w:r>
+      <w:r>
+        <w:t>that is set up to</w:t>
+      </w:r>
+      <w:r>
+        <w:t xml:space="preserve"> receive the actual location of the SCOR file. </w:t>
+      </w:r>
+      <w:r>
+        <w:t>Note that t</w:t>
+      </w:r>
+      <w:r>
+        <w:t xml:space="preserve">he code </w:t>
+      </w:r>
+      <w:r>
+        <w:t xml:space="preserve">automatically will convert Windows path formats to the </w:t>
+      </w:r>
+      <w:r>
+        <w:t xml:space="preserve">UNIX file path </w:t>
+      </w:r>
+      <w:r>
+        <w:t>format preferred by R</w:t>
+      </w:r>
+      <w:r>
+        <w:t>.</w:t>
+      </w:r>
+    </w:p>
+    <w:p>
+      <w:pPr>
+        <w:pStyle w:val="Quote"/>
+      </w:pPr>
+      <w:r>
+        <w:t xml:space="preserve">Note that </w:t>
+      </w:r>
+      <w:r>
+        <w:t xml:space="preserve">the </w:t>
+      </w:r>
+      <w:r>
+        <w:t xml:space="preserve">values </w:t>
+      </w:r>
+      <w:r>
+        <w:t xml:space="preserve">in the console </w:t>
+      </w:r>
+      <w:r>
+        <w:t xml:space="preserve">will </w:t>
+      </w:r>
+      <w:r>
+        <w:t xml:space="preserve">be saved for </w:t>
+      </w:r>
+      <w:r>
+        <w:t xml:space="preserve">the next time you open </w:t>
+      </w:r>
+      <w:r>
+        <w:t>the console</w:t>
+      </w:r>
+      <w:r>
+        <w:t>.</w:t>
+      </w:r>
+    </w:p>
+    <w:p>
+      <w:pPr>
+        <w:pStyle w:val="Heading2"/>
+      </w:pPr>
+      <w:r>
+        <w:t>Running R</w:t>
+      </w:r>
+    </w:p>
+    <w:p>
+      <w:r>
+        <w:t xml:space="preserve">Currently, the R script is executed explicitly when users click the [Run] button. </w:t>
+      </w:r>
+      <w:r>
+        <w:t xml:space="preserve">Once </w:t>
+      </w:r>
+      <w:r>
+        <w:t xml:space="preserve">R has </w:t>
+      </w:r>
+      <w:proofErr w:type="gramStart"/>
+      <w:r>
+        <w:t>r</w:t>
+      </w:r>
+      <w:r>
+        <w:t>a</w:t>
+      </w:r>
+      <w:r>
+        <w:t>n</w:t>
+      </w:r>
+      <w:proofErr w:type="gramEnd"/>
+      <w:r>
+        <w:t xml:space="preserve">, the </w:t>
+      </w:r>
+      <w:r>
+        <w:t xml:space="preserve">plug-in </w:t>
+      </w:r>
+      <w:r>
+        <w:t xml:space="preserve">will </w:t>
+      </w:r>
+      <w:r>
+        <w:t>display R runtime information:</w:t>
+      </w:r>
+    </w:p>
+    <w:p>
+      <w:pPr>
+        <w:pStyle w:val="ListParagraph"/>
+        <w:numPr>
+          <w:ilvl w:val="0"/>
+          <w:numId w:val="3"/>
+        </w:numPr>
+      </w:pPr>
+      <w:r>
+        <w:t>The script that was sent to R (</w:t>
+      </w:r>
+      <w:r>
+        <w:fldChar w:fldCharType="begin"/>
+      </w:r>
+      <w:r>
+        <w:instrText xml:space="preserve"> REF _Ref370224089 \h </w:instrText>
+      </w:r>
+      <w:r>
+        <w:fldChar w:fldCharType="separate"/>
+      </w:r>
+      <w:r>
+        <w:t xml:space="preserve">Fig </w:t>
+      </w:r>
+      <w:r>
+        <w:rPr>
+          <w:noProof/>
+        </w:rPr>
+        <w:t>5</w:t>
+      </w:r>
+      <w:r>
+        <w:fldChar w:fldCharType="end"/>
+      </w:r>
+      <w:r>
+        <w:t>, note the substituted file name);</w:t>
+      </w:r>
+    </w:p>
+    <w:p>
+      <w:pPr>
+        <w:pStyle w:val="ListParagraph"/>
+        <w:numPr>
+          <w:ilvl w:val="0"/>
+          <w:numId w:val="3"/>
+        </w:numPr>
+      </w:pPr>
+      <w:r>
+        <w:t>R output data (</w:t>
+      </w:r>
+      <w:r>
+        <w:fldChar w:fldCharType="begin"/>
+      </w:r>
+      <w:r>
+        <w:instrText xml:space="preserve"> REF _Ref370224100 \h </w:instrText>
+      </w:r>
+      <w:r>
+        <w:fldChar w:fldCharType="separate"/>
+      </w:r>
+      <w:r>
+        <w:t xml:space="preserve">Fig </w:t>
+      </w:r>
+      <w:r>
+        <w:rPr>
+          <w:noProof/>
+        </w:rPr>
+        <w:t>6</w:t>
+      </w:r>
+      <w:r>
+        <w:fldChar w:fldCharType="end"/>
+      </w:r>
+      <w:r>
+        <w:t>, here shown without results because there were errors);</w:t>
+      </w:r>
+    </w:p>
+    <w:p>
+      <w:pPr>
+        <w:pStyle w:val="ListParagraph"/>
+        <w:numPr>
+          <w:ilvl w:val="0"/>
+          <w:numId w:val="3"/>
+        </w:numPr>
+      </w:pPr>
+      <w:r>
+        <w:t>R error information (</w:t>
+      </w:r>
+      <w:r>
+        <w:fldChar w:fldCharType="begin"/>
+      </w:r>
+      <w:r>
+        <w:instrText xml:space="preserve"> REF _Ref370224108 \h </w:instrText>
+      </w:r>
+      <w:r>
+        <w:fldChar w:fldCharType="separate"/>
+      </w:r>
+      <w:r>
+        <w:t xml:space="preserve">Fig </w:t>
+      </w:r>
+      <w:r>
+        <w:rPr>
+          <w:noProof/>
+        </w:rPr>
+        <w:t>7</w:t>
+      </w:r>
+      <w:r>
+        <w:fldChar w:fldCharType="end"/>
+      </w:r>
+      <w:r>
+        <w:t>).</w:t>
+      </w:r>
+    </w:p>
+    <w:tbl>
+      <w:tblPr>
+        <w:tblStyle w:val="TableGrid"/>
+        <w:tblW w:w="0" w:type="auto"/>
+        <w:tblBorders>
+          <w:top w:val="none" w:sz="0" w:space="0" w:color="auto"/>
+          <w:left w:val="none" w:sz="0" w:space="0" w:color="auto"/>
+          <w:bottom w:val="none" w:sz="0" w:space="0" w:color="auto"/>
+          <w:right w:val="none" w:sz="0" w:space="0" w:color="auto"/>
+          <w:insideH w:val="none" w:sz="0" w:space="0" w:color="auto"/>
+          <w:insideV w:val="none" w:sz="0" w:space="0" w:color="auto"/>
+        </w:tblBorders>
+        <w:tblLook w:val="04A0" w:firstRow="1" w:lastRow="0" w:firstColumn="1" w:lastColumn="0" w:noHBand="0" w:noVBand="1"/>
+      </w:tblPr>
+      <w:tblGrid>
+        <w:gridCol w:w="3207"/>
+        <w:gridCol w:w="3207"/>
+        <w:gridCol w:w="3208"/>
+      </w:tblGrid>
+      <w:tr>
         <w:tc>
           <w:tcPr>
-            <w:tcW w:w="3208" w:type="dxa"/>
+            <w:tcW w:w="3207" w:type="dxa"/>
           </w:tcPr>
           <w:p>
             <w:pPr>
@@ -754,10 +954,10 @@
                 <w:lang w:val="en-GB" w:eastAsia="en-GB"/>
               </w:rPr>
               <w:drawing>
-                <wp:inline distT="0" distB="0" distL="0" distR="0" wp14:anchorId="463BDEC8" wp14:editId="01DE8277">
-                  <wp:extent cx="1972800" cy="1936800"/>
-                  <wp:effectExtent l="0" t="0" r="8890" b="6350"/>
-                  <wp:docPr id="6" name="Picture 6"/>
+                <wp:inline distT="0" distB="0" distL="0" distR="0" wp14:anchorId="48AA81F4" wp14:editId="50484F92">
+                  <wp:extent cx="1512000" cy="1695600"/>
+                  <wp:effectExtent l="0" t="0" r="0" b="0"/>
+                  <wp:docPr id="3" name="Picture 3"/>
                   <wp:cNvGraphicFramePr>
                     <a:graphicFrameLocks xmlns:a="http://schemas.openxmlformats.org/drawingml/2006/main" noChangeAspect="1"/>
                   </wp:cNvGraphicFramePr>
@@ -785,7 +985,7 @@
                         <pic:spPr bwMode="auto">
                           <a:xfrm>
                             <a:off x="0" y="0"/>
-                            <a:ext cx="1972800" cy="1936800"/>
+                            <a:ext cx="1512000" cy="1695600"/>
                           </a:xfrm>
                           <a:prstGeom prst="rect">
                             <a:avLst/>
@@ -806,17 +1006,235 @@
             <w:pPr>
               <w:pStyle w:val="Caption"/>
             </w:pPr>
+            <w:bookmarkStart w:id="1" w:name="_Ref370224089"/>
             <w:r>
               <w:t xml:space="preserve">Fig </w:t>
             </w:r>
-            <w:fldSimple w:instr=" SEQ Fig \* ARABIC ">
-              <w:r>
-                <w:rPr>
-                  <w:noProof/>
-                </w:rPr>
-                <w:t>5</w:t>
-              </w:r>
-            </w:fldSimple>
+            <w:r>
+              <w:fldChar w:fldCharType="begin"/>
+            </w:r>
+            <w:r>
+              <w:instrText xml:space="preserve"> SEQ Fig \* ARABIC </w:instrText>
+            </w:r>
+            <w:r>
+              <w:fldChar w:fldCharType="separate"/>
+            </w:r>
+            <w:r>
+              <w:rPr>
+                <w:noProof/>
+              </w:rPr>
+              <w:t>5</w:t>
+            </w:r>
+            <w:r>
+              <w:rPr>
+                <w:noProof/>
+              </w:rPr>
+              <w:fldChar w:fldCharType="end"/>
+            </w:r>
+            <w:bookmarkEnd w:id="1"/>
+            <w:r>
+              <w:t xml:space="preserve"> - The script sent to R</w:t>
+            </w:r>
+          </w:p>
+        </w:tc>
+        <w:tc>
+          <w:tcPr>
+            <w:tcW w:w="3207" w:type="dxa"/>
+          </w:tcPr>
+          <w:p>
+            <w:pPr>
+              <w:keepNext/>
+            </w:pPr>
+            <w:r>
+              <w:rPr>
+                <w:noProof/>
+                <w:lang w:val="en-GB" w:eastAsia="en-GB"/>
+              </w:rPr>
+              <w:drawing>
+                <wp:inline distT="0" distB="0" distL="0" distR="0" wp14:anchorId="01217D64" wp14:editId="7CD427A3">
+                  <wp:extent cx="1512000" cy="1695600"/>
+                  <wp:effectExtent l="0" t="0" r="0" b="0"/>
+                  <wp:docPr id="5" name="Picture 5"/>
+                  <wp:cNvGraphicFramePr>
+                    <a:graphicFrameLocks xmlns:a="http://schemas.openxmlformats.org/drawingml/2006/main" noChangeAspect="1"/>
+                  </wp:cNvGraphicFramePr>
+                  <a:graphic xmlns:a="http://schemas.openxmlformats.org/drawingml/2006/main">
+                    <a:graphicData uri="http://schemas.openxmlformats.org/drawingml/2006/picture">
+                      <pic:pic xmlns:pic="http://schemas.openxmlformats.org/drawingml/2006/picture">
+                        <pic:nvPicPr>
+                          <pic:cNvPr id="0" name="Picture 3"/>
+                          <pic:cNvPicPr>
+                            <a:picLocks noChangeAspect="1" noChangeArrowheads="1"/>
+                          </pic:cNvPicPr>
+                        </pic:nvPicPr>
+                        <pic:blipFill>
+                          <a:blip r:embed="rId12" cstate="print">
+                            <a:extLst>
+                              <a:ext uri="{28A0092B-C50C-407E-A947-70E740481C1C}">
+                                <a14:useLocalDpi xmlns:a14="http://schemas.microsoft.com/office/drawing/2010/main" val="0"/>
+                              </a:ext>
+                            </a:extLst>
+                          </a:blip>
+                          <a:stretch>
+                            <a:fillRect/>
+                          </a:stretch>
+                        </pic:blipFill>
+                        <pic:spPr bwMode="auto">
+                          <a:xfrm>
+                            <a:off x="0" y="0"/>
+                            <a:ext cx="1512000" cy="1695600"/>
+                          </a:xfrm>
+                          <a:prstGeom prst="rect">
+                            <a:avLst/>
+                          </a:prstGeom>
+                          <a:noFill/>
+                          <a:ln>
+                            <a:noFill/>
+                          </a:ln>
+                        </pic:spPr>
+                      </pic:pic>
+                    </a:graphicData>
+                  </a:graphic>
+                </wp:inline>
+              </w:drawing>
+            </w:r>
+          </w:p>
+          <w:p>
+            <w:pPr>
+              <w:pStyle w:val="Caption"/>
+            </w:pPr>
+            <w:bookmarkStart w:id="2" w:name="_Ref370224100"/>
+            <w:r>
+              <w:t xml:space="preserve">Fig </w:t>
+            </w:r>
+            <w:r>
+              <w:fldChar w:fldCharType="begin"/>
+            </w:r>
+            <w:r>
+              <w:instrText xml:space="preserve"> SEQ Fig \* ARABIC </w:instrText>
+            </w:r>
+            <w:r>
+              <w:fldChar w:fldCharType="separate"/>
+            </w:r>
+            <w:r>
+              <w:rPr>
+                <w:noProof/>
+              </w:rPr>
+              <w:t>6</w:t>
+            </w:r>
+            <w:r>
+              <w:rPr>
+                <w:noProof/>
+              </w:rPr>
+              <w:fldChar w:fldCharType="end"/>
+            </w:r>
+            <w:bookmarkEnd w:id="2"/>
+            <w:r>
+              <w:t xml:space="preserve"> - Output pro</w:t>
+            </w:r>
+            <w:r>
+              <w:rPr>
+                <w:noProof/>
+              </w:rPr>
+              <w:t>duced by R</w:t>
+            </w:r>
+          </w:p>
+        </w:tc>
+        <w:tc>
+          <w:tcPr>
+            <w:tcW w:w="3208" w:type="dxa"/>
+          </w:tcPr>
+          <w:p>
+            <w:pPr>
+              <w:keepNext/>
+            </w:pPr>
+            <w:r>
+              <w:rPr>
+                <w:noProof/>
+                <w:lang w:val="en-GB" w:eastAsia="en-GB"/>
+              </w:rPr>
+              <w:drawing>
+                <wp:inline distT="0" distB="0" distL="0" distR="0" wp14:anchorId="72018EE6" wp14:editId="40D40E82">
+                  <wp:extent cx="1512000" cy="1695600"/>
+                  <wp:effectExtent l="0" t="0" r="0" b="0"/>
+                  <wp:docPr id="6" name="Picture 6"/>
+                  <wp:cNvGraphicFramePr>
+                    <a:graphicFrameLocks xmlns:a="http://schemas.openxmlformats.org/drawingml/2006/main" noChangeAspect="1"/>
+                  </wp:cNvGraphicFramePr>
+                  <a:graphic xmlns:a="http://schemas.openxmlformats.org/drawingml/2006/main">
+                    <a:graphicData uri="http://schemas.openxmlformats.org/drawingml/2006/picture">
+                      <pic:pic xmlns:pic="http://schemas.openxmlformats.org/drawingml/2006/picture">
+                        <pic:nvPicPr>
+                          <pic:cNvPr id="0" name="Picture 3"/>
+                          <pic:cNvPicPr>
+                            <a:picLocks noChangeAspect="1" noChangeArrowheads="1"/>
+                          </pic:cNvPicPr>
+                        </pic:nvPicPr>
+                        <pic:blipFill>
+                          <a:blip r:embed="rId13" cstate="print">
+                            <a:extLst>
+                              <a:ext uri="{28A0092B-C50C-407E-A947-70E740481C1C}">
+                                <a14:useLocalDpi xmlns:a14="http://schemas.microsoft.com/office/drawing/2010/main" val="0"/>
+                              </a:ext>
+                            </a:extLst>
+                          </a:blip>
+                          <a:stretch>
+                            <a:fillRect/>
+                          </a:stretch>
+                        </pic:blipFill>
+                        <pic:spPr bwMode="auto">
+                          <a:xfrm>
+                            <a:off x="0" y="0"/>
+                            <a:ext cx="1512000" cy="1695600"/>
+                          </a:xfrm>
+                          <a:prstGeom prst="rect">
+                            <a:avLst/>
+                          </a:prstGeom>
+                          <a:noFill/>
+                          <a:ln>
+                            <a:noFill/>
+                          </a:ln>
+                        </pic:spPr>
+                      </pic:pic>
+                    </a:graphicData>
+                  </a:graphic>
+                </wp:inline>
+              </w:drawing>
+            </w:r>
+          </w:p>
+          <w:p>
+            <w:pPr>
+              <w:pStyle w:val="Caption"/>
+            </w:pPr>
+            <w:bookmarkStart w:id="3" w:name="_Ref370224108"/>
+            <w:r>
+              <w:t xml:space="preserve">Fig </w:t>
+            </w:r>
+            <w:r>
+              <w:fldChar w:fldCharType="begin"/>
+            </w:r>
+            <w:r>
+              <w:instrText xml:space="preserve"> SEQ</w:instrText>
+            </w:r>
+            <w:r>
+              <w:instrText xml:space="preserve"> Fig \* ARABIC </w:instrText>
+            </w:r>
+            <w:r>
+              <w:fldChar w:fldCharType="separate"/>
+            </w:r>
+            <w:r>
+              <w:rPr>
+                <w:noProof/>
+              </w:rPr>
+              <w:t>7</w:t>
+            </w:r>
+            <w:r>
+              <w:rPr>
+                <w:noProof/>
+              </w:rPr>
+              <w:fldChar w:fldCharType="end"/>
+            </w:r>
+            <w:bookmarkEnd w:id="3"/>
             <w:r>
               <w:t xml:space="preserve"> - R errors</w:t>
             </w:r>
@@ -824,10 +1242,7 @@
         </w:tc>
       </w:tr>
     </w:tbl>
-    <w:p>
-      <w:bookmarkStart w:id="0" w:name="_GoBack"/>
-      <w:bookmarkEnd w:id="0"/>
-    </w:p>
+    <w:p/>
     <w:sectPr>
       <w:pgSz w:w="12240" w:h="15840"/>
       <w:pgMar w:top="1417" w:right="1417" w:bottom="1417" w:left="1417" w:header="708" w:footer="708" w:gutter="0"/>
@@ -1069,7 +1484,7 @@
   <w:abstractNum w:abstractNumId="2">
     <w:nsid w:val="5DF67F8A"/>
     <w:multiLevelType w:val="hybridMultilevel"/>
-    <w:tmpl w:val="6C2E9C8E"/>
+    <w:tmpl w:val="5CCA1FD0"/>
     <w:lvl w:ilvl="0" w:tplc="10090001">
       <w:start w:val="1"/>
       <w:numFmt w:val="bullet"/>
@@ -1352,6 +1767,10 @@
   <w:style w:type="paragraph" w:default="1" w:styleId="Normal">
     <w:name w:val="Normal"/>
     <w:qFormat/>
+    <w:rsid w:val="007B6A73"/>
+    <w:rPr>
+      <w:sz w:val="20"/>
+    </w:rPr>
   </w:style>
   <w:style w:type="paragraph" w:styleId="Heading1">
     <w:name w:val="heading 1"/>
@@ -1360,11 +1779,11 @@
     <w:link w:val="Heading1Char"/>
     <w:uiPriority w:val="9"/>
     <w:qFormat/>
-    <w:rsid w:val="00836D9A"/>
+    <w:rsid w:val="007B6A73"/>
     <w:pPr>
       <w:keepNext/>
       <w:keepLines/>
-      <w:spacing w:before="480" w:after="0"/>
+      <w:spacing w:after="240"/>
       <w:outlineLvl w:val="0"/>
     </w:pPr>
     <w:rPr>
@@ -1384,11 +1803,11 @@
     <w:uiPriority w:val="9"/>
     <w:unhideWhenUsed/>
     <w:qFormat/>
-    <w:rsid w:val="00863AFC"/>
+    <w:rsid w:val="007B6A73"/>
     <w:pPr>
       <w:keepNext/>
       <w:keepLines/>
-      <w:spacing w:before="200" w:after="0"/>
+      <w:spacing w:before="120" w:after="120"/>
       <w:outlineLvl w:val="1"/>
     </w:pPr>
     <w:rPr>
@@ -1432,7 +1851,7 @@
     <w:basedOn w:val="DefaultParagraphFont"/>
     <w:link w:val="Heading1"/>
     <w:uiPriority w:val="9"/>
-    <w:rsid w:val="00836D9A"/>
+    <w:rsid w:val="007B6A73"/>
     <w:rPr>
       <w:rFonts w:asciiTheme="majorHAnsi" w:eastAsiaTheme="majorEastAsia" w:hAnsiTheme="majorHAnsi" w:cstheme="majorBidi"/>
       <w:b/>
@@ -1507,7 +1926,7 @@
     <w:basedOn w:val="DefaultParagraphFont"/>
     <w:link w:val="Heading2"/>
     <w:uiPriority w:val="9"/>
-    <w:rsid w:val="00863AFC"/>
+    <w:rsid w:val="007B6A73"/>
     <w:rPr>
       <w:rFonts w:asciiTheme="majorHAnsi" w:eastAsiaTheme="majorEastAsia" w:hAnsiTheme="majorHAnsi" w:cstheme="majorBidi"/>
       <w:b/>
@@ -1542,6 +1961,42 @@
         <w:right w:w="108" w:type="dxa"/>
       </w:tblCellMar>
     </w:tblPr>
+  </w:style>
+  <w:style w:type="paragraph" w:styleId="Quote">
+    <w:name w:val="Quote"/>
+    <w:aliases w:val="Note"/>
+    <w:basedOn w:val="Normal"/>
+    <w:next w:val="Normal"/>
+    <w:link w:val="QuoteChar"/>
+    <w:uiPriority w:val="29"/>
+    <w:qFormat/>
+    <w:rsid w:val="008A0222"/>
+    <w:pPr>
+      <w:pBdr>
+        <w:top w:val="single" w:sz="4" w:space="1" w:color="auto"/>
+        <w:bottom w:val="single" w:sz="4" w:space="1" w:color="auto"/>
+      </w:pBdr>
+      <w:shd w:val="clear" w:color="auto" w:fill="F2F2F2" w:themeFill="background1" w:themeFillShade="F2"/>
+    </w:pPr>
+    <w:rPr>
+      <w:i/>
+      <w:iCs/>
+      <w:color w:val="000000" w:themeColor="text1"/>
+    </w:rPr>
+  </w:style>
+  <w:style w:type="character" w:customStyle="1" w:styleId="QuoteChar">
+    <w:name w:val="Quote Char"/>
+    <w:aliases w:val="Note Char"/>
+    <w:basedOn w:val="DefaultParagraphFont"/>
+    <w:link w:val="Quote"/>
+    <w:uiPriority w:val="29"/>
+    <w:rsid w:val="008A0222"/>
+    <w:rPr>
+      <w:i/>
+      <w:iCs/>
+      <w:color w:val="000000" w:themeColor="text1"/>
+      <w:shd w:val="clear" w:color="auto" w:fill="F2F2F2" w:themeFill="background1" w:themeFillShade="F2"/>
+    </w:rPr>
   </w:style>
 </w:styles>
 </file>
@@ -1707,6 +2162,10 @@
   <w:style w:type="paragraph" w:default="1" w:styleId="Normal">
     <w:name w:val="Normal"/>
     <w:qFormat/>
+    <w:rsid w:val="007B6A73"/>
+    <w:rPr>
+      <w:sz w:val="20"/>
+    </w:rPr>
   </w:style>
   <w:style w:type="paragraph" w:styleId="Heading1">
     <w:name w:val="heading 1"/>
@@ -1715,11 +2174,11 @@
     <w:link w:val="Heading1Char"/>
     <w:uiPriority w:val="9"/>
     <w:qFormat/>
-    <w:rsid w:val="00836D9A"/>
+    <w:rsid w:val="007B6A73"/>
     <w:pPr>
       <w:keepNext/>
       <w:keepLines/>
-      <w:spacing w:before="480" w:after="0"/>
+      <w:spacing w:after="240"/>
       <w:outlineLvl w:val="0"/>
     </w:pPr>
     <w:rPr>
@@ -1739,11 +2198,11 @@
     <w:uiPriority w:val="9"/>
     <w:unhideWhenUsed/>
     <w:qFormat/>
-    <w:rsid w:val="00863AFC"/>
+    <w:rsid w:val="007B6A73"/>
     <w:pPr>
       <w:keepNext/>
       <w:keepLines/>
-      <w:spacing w:before="200" w:after="0"/>
+      <w:spacing w:before="120" w:after="120"/>
       <w:outlineLvl w:val="1"/>
     </w:pPr>
     <w:rPr>
@@ -1787,7 +2246,7 @@
     <w:basedOn w:val="DefaultParagraphFont"/>
     <w:link w:val="Heading1"/>
     <w:uiPriority w:val="9"/>
-    <w:rsid w:val="00836D9A"/>
+    <w:rsid w:val="007B6A73"/>
     <w:rPr>
       <w:rFonts w:asciiTheme="majorHAnsi" w:eastAsiaTheme="majorEastAsia" w:hAnsiTheme="majorHAnsi" w:cstheme="majorBidi"/>
       <w:b/>
@@ -1862,7 +2321,7 @@
     <w:basedOn w:val="DefaultParagraphFont"/>
     <w:link w:val="Heading2"/>
     <w:uiPriority w:val="9"/>
-    <w:rsid w:val="00863AFC"/>
+    <w:rsid w:val="007B6A73"/>
     <w:rPr>
       <w:rFonts w:asciiTheme="majorHAnsi" w:eastAsiaTheme="majorEastAsia" w:hAnsiTheme="majorHAnsi" w:cstheme="majorBidi"/>
       <w:b/>
@@ -1897,6 +2356,42 @@
         <w:right w:w="108" w:type="dxa"/>
       </w:tblCellMar>
     </w:tblPr>
+  </w:style>
+  <w:style w:type="paragraph" w:styleId="Quote">
+    <w:name w:val="Quote"/>
+    <w:aliases w:val="Note"/>
+    <w:basedOn w:val="Normal"/>
+    <w:next w:val="Normal"/>
+    <w:link w:val="QuoteChar"/>
+    <w:uiPriority w:val="29"/>
+    <w:qFormat/>
+    <w:rsid w:val="008A0222"/>
+    <w:pPr>
+      <w:pBdr>
+        <w:top w:val="single" w:sz="4" w:space="1" w:color="auto"/>
+        <w:bottom w:val="single" w:sz="4" w:space="1" w:color="auto"/>
+      </w:pBdr>
+      <w:shd w:val="clear" w:color="auto" w:fill="F2F2F2" w:themeFill="background1" w:themeFillShade="F2"/>
+    </w:pPr>
+    <w:rPr>
+      <w:i/>
+      <w:iCs/>
+      <w:color w:val="000000" w:themeColor="text1"/>
+    </w:rPr>
+  </w:style>
+  <w:style w:type="character" w:customStyle="1" w:styleId="QuoteChar">
+    <w:name w:val="Quote Char"/>
+    <w:aliases w:val="Note Char"/>
+    <w:basedOn w:val="DefaultParagraphFont"/>
+    <w:link w:val="Quote"/>
+    <w:uiPriority w:val="29"/>
+    <w:rsid w:val="008A0222"/>
+    <w:rPr>
+      <w:i/>
+      <w:iCs/>
+      <w:color w:val="000000" w:themeColor="text1"/>
+      <w:shd w:val="clear" w:color="auto" w:fill="F2F2F2" w:themeFill="background1" w:themeFillShade="F2"/>
+    </w:rPr>
   </w:style>
 </w:styles>
 </file>
@@ -2156,7 +2651,7 @@
   <a:extraClrSchemeLst/>
   <a:extLst>
     <a:ext uri="{05A4C25C-085E-4340-85A3-A5531E510DB2}">
-      <thm15:themeFamily xmlns="" xmlns:thm15="http://schemas.microsoft.com/office/thememl/2012/main" name="Office Theme" id="{62F939B6-93AF-4DB8-9C6B-D6C7DFDC589F}" vid="{4A3C46E8-61CC-4603-A589-7422A47A8E4A}"/>
+      <thm15:themeFamily xmlns:thm15="http://schemas.microsoft.com/office/thememl/2012/main" xmlns="" name="Office Theme" id="{62F939B6-93AF-4DB8-9C6B-D6C7DFDC589F}" vid="{4A3C46E8-61CC-4603-A589-7422A47A8E4A}"/>
     </a:ext>
   </a:extLst>
 </a:theme>
@@ -2167,7 +2662,7 @@
 </file>
 
 <file path=customXml/itemProps1.xml><?xml version="1.0" encoding="utf-8"?>
-<ds:datastoreItem xmlns:ds="http://schemas.openxmlformats.org/officeDocument/2006/customXml" ds:itemID="{CE48B65C-0DE3-4D9E-A5FC-F01CF7169E21}">
+<ds:datastoreItem xmlns:ds="http://schemas.openxmlformats.org/officeDocument/2006/customXml" ds:itemID="{C5314CFF-8FD2-48E7-AFBB-A01937DAB656}">
   <ds:schemaRefs>
     <ds:schemaRef ds:uri="http://schemas.openxmlformats.org/officeDocument/2006/bibliography"/>
   </ds:schemaRefs>
